--- a/Material_5_LNO_La2NiO4/DFG_EmmyNoether_COMET-Ox_LNO_EN.docx
+++ b/Material_5_LNO_La2NiO4/DFG_EmmyNoether_COMET-Ox_LNO_EN.docx
@@ -280,15 +280,7 @@
                 <w:sz w:val="19"/>
                 <w:szCs w:val="19"/>
               </w:rPr>
-              <w:t>Dr. Max Buczek, currently Feodor Lynen Research Fellow (Alexander von Humboldt Foundation), group of Prof. W. C. Chueh, Stanford University / SLAC, USA; previously Peter Grü</w:t>
-            </w:r>
-            <w:r>
-              <w:rPr>
-                <w:rFonts w:ascii="Arial" w:eastAsia="Times New Roman" w:hAnsi="Arial" w:cs="Arial"/>
-                <w:sz w:val="19"/>
-                <w:szCs w:val="19"/>
-              </w:rPr>
-              <w:t>nberg Institute (PGI-7), Forschungszentrum Jülich</w:t>
+              <w:t>Dr. Max Buczek, currently Feodor Lynen Research Fellow (Alexander von Humboldt Foundation), group of Prof. W. C. Chueh, Stanford University / SLAC, USA; previously Peter Grünberg Institute (PGI-7), Forschungszentrum Jülich</w:t>
             </w:r>
           </w:p>
         </w:tc>
@@ -704,13 +696,7 @@
         <w:rPr>
           <w:rFonts w:ascii="Arial" w:hAnsi="Arial" w:cs="Arial"/>
         </w:rPr>
-        <w:t>Note: This document is a complete, personalised draft proposal (English version of the German draft). Remaining [bracketed items] (choice of host institution, letters of commitment, bibliographic details of the applicant’</w:t>
-      </w:r>
-      <w:r>
-        <w:rPr>
-          <w:rFonts w:ascii="Arial" w:hAnsi="Arial" w:cs="Arial"/>
-        </w:rPr>
-        <w:t>s publications, starting date) must be finalised before submission. Formal eligibility: application normally within four years of the doctorate (doctorate 2026 – window until 2030).</w:t>
+        <w:t>Note: This document is a complete, personalised draft proposal (English version of the German draft). Remaining [bracketed items] (choice of host institution, letters of commitment, bibliographic details of the applicant’s publications, starting date) must be finalised before submission. Formal eligibility: application normally within four years of the doctorate (doctorate 2026 – window until 2030).</w:t>
       </w:r>
     </w:p>
     <w:p>
@@ -829,15 +815,7 @@
           <w:sz w:val="21"/>
           <w:szCs w:val="21"/>
         </w:rPr>
-        <w:t xml:space="preserve"> </w:t>
-      </w:r>
-      <w:r>
-        <w:rPr>
-          <w:rFonts w:ascii="Arial" w:hAnsi="Arial" w:cs="Arial"/>
-          <w:sz w:val="21"/>
-          <w:szCs w:val="21"/>
-        </w:rPr>
-        <w:t>and has served there as a successful materials descriptor for more than a decade.</w:t>
+        <w:t xml:space="preserve"> and has served there as a successful materials descriptor for more than a decade.</w:t>
       </w:r>
     </w:p>
     <w:p>
@@ -1008,15 +986,7 @@
           <w:sz w:val="21"/>
           <w:szCs w:val="21"/>
         </w:rPr>
-        <w:t xml:space="preserve"> – </w:t>
-      </w:r>
-      <w:r>
-        <w:rPr>
-          <w:rFonts w:ascii="Arial" w:hAnsi="Arial" w:cs="Arial"/>
-          <w:sz w:val="21"/>
-          <w:szCs w:val="21"/>
-        </w:rPr>
-        <w:t>the covalency is tuned continuously via the A-site stoichiometry, while crystal structure, device architecture and electrode configuration remain identical. This isolates the influence of covalency on the switching behaviour from all other variables. Covalency and vacancy concentration are quantified by X-ray absorption spectroscopy (XAS; O-K pre-edge, transition-metal L</w:t>
+        <w:t xml:space="preserve"> – the covalency is tuned continuously via the A-site stoichiometry, while crystal structure, device architecture and electrode configuration remain identical. This isolates the influence of covalency on the switching behaviour from all other variables. Covalency and vacancy concentration are quantified by X-ray absorption spectroscopy (XAS; O-K pre-edge, transition-metal L</w:t>
       </w:r>
       <w:r>
         <w:rPr>
@@ -1033,15 +1003,7 @@
           <w:sz w:val="21"/>
           <w:szCs w:val="21"/>
         </w:rPr>
-        <w:t xml:space="preserve"> </w:t>
-      </w:r>
-      <w:r>
-        <w:rPr>
-          <w:rFonts w:ascii="Arial" w:hAnsi="Arial" w:cs="Arial"/>
-          <w:sz w:val="21"/>
-          <w:szCs w:val="21"/>
-        </w:rPr>
-        <w:t>edges), and the switching properties (ON/OFF ratio, switching voltages, kinetics, retention, endurance) are measured on a constant device platform.</w:t>
+        <w:t xml:space="preserve"> edges), and the switching properties (ON/OFF ratio, switching voltages, kinetics, retention, endurance) are measured on a constant device platform.</w:t>
       </w:r>
     </w:p>
     <w:p>
@@ -1059,23 +1021,7 @@
           <w:sz w:val="21"/>
           <w:szCs w:val="21"/>
         </w:rPr>
-        <w:t xml:space="preserve">The overarching goal is a “treasure map” </w:t>
-      </w:r>
-      <w:r>
-        <w:rPr>
-          <w:rFonts w:ascii="Arial" w:hAnsi="Arial" w:cs="Arial"/>
-          <w:sz w:val="21"/>
-          <w:szCs w:val="21"/>
-        </w:rPr>
-        <w:t xml:space="preserve">for memristive oxides in analogy to the quantum-chemical bonding-descriptor maps of Wuttig et al. for chalcogenides: a two-dimensional map spanned by covalency (charge-transfer energy, or experimentally the O-K pre-edge intensity) and oxygen-vacancy formation energy, onto which the switching figures of merit are charted. This map is intended to enable, for the first time, a rational, descriptor-based materials selection for VCM memristors, and it will finally be validated by a “blind” </w:t>
-      </w:r>
-      <w:r>
-        <w:rPr>
-          <w:rFonts w:ascii="Arial" w:hAnsi="Arial" w:cs="Arial"/>
-          <w:sz w:val="21"/>
-          <w:szCs w:val="21"/>
-        </w:rPr>
-        <w:t>prediction on an oxide not contained in the training set.</w:t>
+        <w:t xml:space="preserve">The overarching goal is a “treasure map” for memristive oxides in analogy to the quantum-chemical bonding-descriptor maps of Wuttig et al. for chalcogenides: a two-dimensional map spanned by covalency (charge-transfer energy, or experimentally the O-K pre-edge intensity) and oxygen-vacancy formation energy, onto which the switching figures of merit are charted. This map is intended to enable, for the first time, a rational, descriptor-based materials selection for VCM memristors, and it will finally be validated by a “blind” prediction on an oxide not contained in the training set.</w:t>
       </w:r>
     </w:p>
     <w:p>
@@ -1170,23 +1116,7 @@
           <w:sz w:val="21"/>
           <w:szCs w:val="21"/>
         </w:rPr>
-        <w:t xml:space="preserve"> </w:t>
-      </w:r>
-      <w:r>
-        <w:rPr>
-          <w:rFonts w:ascii="Arial" w:hAnsi="Arial" w:cs="Arial"/>
-          <w:sz w:val="21"/>
-          <w:szCs w:val="21"/>
-        </w:rPr>
-        <w:t>→</w:t>
-      </w:r>
-      <w:r>
-        <w:rPr>
-          <w:rFonts w:ascii="Arial" w:hAnsi="Arial" w:cs="Arial"/>
-          <w:sz w:val="21"/>
-          <w:szCs w:val="21"/>
-        </w:rPr>
-        <w:t xml:space="preserve"> Ti</w:t>
+        <w:t xml:space="preserve"> → Ti</w:t>
       </w:r>
       <w:r>
         <w:rPr>
@@ -1203,15 +1133,7 @@
           <w:sz w:val="21"/>
           <w:szCs w:val="21"/>
         </w:rPr>
-        <w:t>) and thereby modulates the conductivity or the height of the Schottky barrier at the metal/oxide interface [3, 4]. The authoritative systematics of the field is provided by the review of Dittmann, Menzel and Waser [3]. Two modes are distinguished: filamentary switching – after an electroforming step, a localised vacancy-rich conduction path is created – and area-type (</w:t>
-      </w:r>
-      <w:r>
-        <w:rPr>
-          <w:rFonts w:ascii="Arial" w:hAnsi="Arial" w:cs="Arial"/>
-          <w:sz w:val="21"/>
-          <w:szCs w:val="21"/>
-        </w:rPr>
-        <w:t>“interface-type”) switching, in which the V</w:t>
+        <w:t>) and thereby modulates the conductivity or the height of the Schottky barrier at the metal/oxide interface [3, 4]. The authoritative systematics of the field is provided by the review of Dittmann, Menzel and Waser [3]. Two modes are distinguished: filamentary switching – after an electroforming step, a localised vacancy-rich conduction path is created – and area-type (“interface-type”) switching, in which the V</w:t>
       </w:r>
       <w:r>
         <w:rPr>
@@ -1365,15 +1287,7 @@
           <w:sz w:val="21"/>
           <w:szCs w:val="21"/>
         </w:rPr>
-        <w:t>) by only a factor of 2–</w:t>
-      </w:r>
-      <w:r>
-        <w:rPr>
-          <w:rFonts w:ascii="Arial" w:hAnsi="Arial" w:cs="Arial"/>
-          <w:sz w:val="21"/>
-          <w:szCs w:val="21"/>
-        </w:rPr>
-        <w:t xml:space="preserve">3 produces more than two orders of magnitude of resistance change via Schottky-barrier modulation [10]. The switching kinetics is extremely nonlinear: field acceleration and Joule heating of the ion migration span more than 15 orders of magnitude in time (the “voltage–time dilemma”) [11, 12]. Decisive for the present project: in all quantitative models the </w:t>
+        <w:t xml:space="preserve">) by only a factor of 2–3 produces more than two orders of magnitude of resistance change via Schottky-barrier modulation [10]. The switching kinetics is extremely nonlinear: field acceleration and Joule heating of the ion migration span more than 15 orders of magnitude in time (the “voltage–time dilemma”) [11, 12]. Decisive for the present project: in all quantitative models the </w:t>
       </w:r>
       <w:r>
         <w:rPr>
@@ -1391,15 +1305,7 @@
           <w:sz w:val="21"/>
           <w:szCs w:val="21"/>
         </w:rPr>
-        <w:t xml:space="preserve"> into switching currents, voltages and times [3, 11, 12] – </w:t>
-      </w:r>
-      <w:r>
-        <w:rPr>
-          <w:rFonts w:ascii="Arial" w:hAnsi="Arial" w:cs="Arial"/>
-          <w:sz w:val="21"/>
-          <w:szCs w:val="21"/>
-        </w:rPr>
-        <w:t>they are the central energetic control parameters of the VCM.</w:t>
+        <w:t xml:space="preserve"> into switching currents, voltages and times [3, 11, 12] – they are the central energetic control parameters of the VCM.</w:t>
       </w:r>
     </w:p>
     <w:p>
@@ -1417,23 +1323,7 @@
           <w:sz w:val="21"/>
           <w:szCs w:val="21"/>
         </w:rPr>
-        <w:t>In complex oxides, the topotactic phase transition adds a switching mechanism of its own: perovskite </w:t>
-      </w:r>
-      <w:r>
-        <w:rPr>
-          <w:rFonts w:ascii="Arial" w:hAnsi="Arial" w:cs="Arial"/>
-          <w:sz w:val="21"/>
-          <w:szCs w:val="21"/>
-        </w:rPr>
-        <w:t>↔</w:t>
-      </w:r>
-      <w:r>
-        <w:rPr>
-          <w:rFonts w:ascii="Arial" w:hAnsi="Arial" w:cs="Arial"/>
-          <w:sz w:val="21"/>
-          <w:szCs w:val="21"/>
-        </w:rPr>
-        <w:t> brownmillerite transitions (SrFeO</w:t>
+        <w:t>In complex oxides, the topotactic phase transition adds a switching mechanism of its own: perovskite ↔ brownmillerite transitions (SrFeO</w:t>
       </w:r>
       <w:r>
         <w:rPr>
@@ -1450,23 +1340,7 @@
           <w:sz w:val="21"/>
           <w:szCs w:val="21"/>
         </w:rPr>
-        <w:t> </w:t>
-      </w:r>
-      <w:r>
-        <w:rPr>
-          <w:rFonts w:ascii="Arial" w:hAnsi="Arial" w:cs="Arial"/>
-          <w:sz w:val="21"/>
-          <w:szCs w:val="21"/>
-        </w:rPr>
-        <w:t>↔</w:t>
-      </w:r>
-      <w:r>
-        <w:rPr>
-          <w:rFonts w:ascii="Arial" w:hAnsi="Arial" w:cs="Arial"/>
-          <w:sz w:val="21"/>
-          <w:szCs w:val="21"/>
-        </w:rPr>
-        <w:t> SrFeO</w:t>
+        <w:t> ↔ SrFeO</w:t>
       </w:r>
       <w:r>
         <w:rPr>
@@ -1500,23 +1374,7 @@
           <w:sz w:val="21"/>
           <w:szCs w:val="21"/>
         </w:rPr>
-        <w:t> </w:t>
-      </w:r>
-      <w:r>
-        <w:rPr>
-          <w:rFonts w:ascii="Arial" w:hAnsi="Arial" w:cs="Arial"/>
-          <w:sz w:val="21"/>
-          <w:szCs w:val="21"/>
-        </w:rPr>
-        <w:t>↔</w:t>
-      </w:r>
-      <w:r>
-        <w:rPr>
-          <w:rFonts w:ascii="Arial" w:hAnsi="Arial" w:cs="Arial"/>
-          <w:sz w:val="21"/>
-          <w:szCs w:val="21"/>
-        </w:rPr>
-        <w:t> SrCoO</w:t>
+        <w:t> ↔ SrCoO</w:t>
       </w:r>
       <w:r>
         <w:rPr>
@@ -1736,15 +1594,7 @@
           <w:sz w:val="21"/>
           <w:szCs w:val="21"/>
         </w:rPr>
-        <w:t xml:space="preserve"> </w:t>
-      </w:r>
-      <w:r>
-        <w:rPr>
-          <w:rFonts w:ascii="Arial" w:hAnsi="Arial" w:cs="Arial"/>
-          <w:sz w:val="21"/>
-          <w:szCs w:val="21"/>
-        </w:rPr>
-        <w:t>energetics as a given material property, energy research (solid oxide fuel cells, oxygen evolution reaction/water splitting, solar-thermochemical fuel production) has over the past fifteen years developed a quantitative descriptor framework that traces the oxygen-vacancy formation energy (E</w:t>
+        <w:t xml:space="preserve"> energetics as a given material property, energy research (solid oxide fuel cells, oxygen evolution reaction/water splitting, solar-thermochemical fuel production) has over the past fifteen years developed a quantitative descriptor framework that traces the oxygen-vacancy formation energy (E</w:t>
       </w:r>
       <w:r>
         <w:rPr>
@@ -1761,31 +1611,7 @@
           <w:sz w:val="21"/>
           <w:szCs w:val="21"/>
         </w:rPr>
-        <w:t>) back to the electronic structure – ultimately to the metal–oxygen covalency. The conceptual foundation is the Zaanen–Sawatzky–Allen scheme [21]: the charge-transfer energy Δ (O 2p </w:t>
-      </w:r>
-      <w:r>
-        <w:rPr>
-          <w:rFonts w:ascii="Arial" w:hAnsi="Arial" w:cs="Arial"/>
-          <w:sz w:val="21"/>
-          <w:szCs w:val="21"/>
-        </w:rPr>
-        <w:t>→</w:t>
-      </w:r>
-      <w:r>
-        <w:rPr>
-          <w:rFonts w:ascii="Arial" w:hAnsi="Arial" w:cs="Arial"/>
-          <w:sz w:val="21"/>
-          <w:szCs w:val="21"/>
-        </w:rPr>
-        <w:t> metal </w:t>
-      </w:r>
-      <w:r>
-        <w:rPr>
-          <w:rFonts w:ascii="Arial" w:hAnsi="Arial" w:cs="Arial"/>
-          <w:sz w:val="21"/>
-          <w:szCs w:val="21"/>
-        </w:rPr>
-        <w:t>3d) measures the position of the O-2p states relative to the metal d states and is the microscopic measure of covalency. Along the perovskite series RMO</w:t>
+        <w:t>) back to the electronic structure – ultimately to the metal–oxygen covalency. The conceptual foundation is the Zaanen–Sawatzky–Allen scheme [21]: the charge-transfer energy Δ (O 2p → metal 3d) measures the position of the O-2p states relative to the metal d states and is the microscopic measure of covalency. Along the perovskite series RMO</w:t>
       </w:r>
       <w:r>
         <w:rPr>
@@ -1802,23 +1628,7 @@
           <w:sz w:val="21"/>
           <w:szCs w:val="21"/>
         </w:rPr>
-        <w:t xml:space="preserve"> (M = Ti </w:t>
-      </w:r>
-      <w:r>
-        <w:rPr>
-          <w:rFonts w:ascii="Arial" w:hAnsi="Arial" w:cs="Arial"/>
-          <w:sz w:val="21"/>
-          <w:szCs w:val="21"/>
-        </w:rPr>
-        <w:t>→</w:t>
-      </w:r>
-      <w:r>
-        <w:rPr>
-          <w:rFonts w:ascii="Arial" w:hAnsi="Arial" w:cs="Arial"/>
-          <w:sz w:val="21"/>
-          <w:szCs w:val="21"/>
-        </w:rPr>
-        <w:t> Cu) the character of the band gap changes from Mott–Hubbard to charge-transfer type at about M = Cr [22]; late 3d perovskites with formally high oxidation states (ferrites, cobaltites, nickelates) lie in the regime of small or even negative charge-transfer energy, exhibit ligand-hole character and possess an easily reducible oxygen sublattice.</w:t>
+        <w:t xml:space="preserve"> (M = Ti → Cu) the character of the band gap changes from Mott–Hubbard to charge-transfer type at about M = Cr [22]; late 3d perovskites with formally high oxidation states (ferrites, cobaltites, nickelates) lie in the regime of small or even negative charge-transfer energy, exhibit ligand-hole character and possess an easily reducible oxygen sublattice.</w:t>
       </w:r>
     </w:p>
     <w:p>
@@ -1870,15 +1680,7 @@
           <w:sz w:val="21"/>
           <w:szCs w:val="21"/>
         </w:rPr>
-        <w:t xml:space="preserve"> </w:t>
-      </w:r>
-      <w:r>
-        <w:rPr>
-          <w:rFonts w:ascii="Arial" w:hAnsi="Arial" w:cs="Arial"/>
-          <w:sz w:val="21"/>
-          <w:szCs w:val="21"/>
-        </w:rPr>
-        <w:t>from formation enthalpy and band gap with a mean accuracy of about 0.2 eV [27, 28]; Wexler et al. decomposed E</w:t>
+        <w:t xml:space="preserve"> from formation enthalpy and band gap with a mean accuracy of about 0.2 eV [27, 28]; Wexler et al. decomposed E</w:t>
       </w:r>
       <w:r>
         <w:rPr>
@@ -1912,15 +1714,7 @@
           <w:sz w:val="21"/>
           <w:szCs w:val="21"/>
         </w:rPr>
-        <w:t xml:space="preserve"> perovskites [29]. High-throughput datasets with thousands of computed vacancy formation energies [42–44] and machine-learning models (accuracy 0.27–0.44 </w:t>
-      </w:r>
-      <w:r>
-        <w:rPr>
-          <w:rFonts w:ascii="Arial" w:hAnsi="Arial" w:cs="Arial"/>
-          <w:sz w:val="21"/>
-          <w:szCs w:val="21"/>
-        </w:rPr>
-        <w:t>eV) are publicly available; remarkably, the most important ML features (formation enthalpy, band gap, O-2p band centre, electronegativity difference) reproduce exactly the physical descriptors [44].</w:t>
+        <w:t xml:space="preserve"> perovskites [29]. High-throughput datasets with thousands of computed vacancy formation energies [42–44] and machine-learning models (accuracy 0.27–0.44 eV) are publicly available; remarkably, the most important ML features (formation enthalpy, band gap, O-2p band centre, electronegativity difference) reproduce exactly the physical descriptors [44].</w:t>
       </w:r>
     </w:p>
     <w:p>
@@ -2040,15 +1834,7 @@
           <w:sz w:val="21"/>
           <w:szCs w:val="21"/>
         </w:rPr>
-        <w:t xml:space="preserve"> from about 4 eV (x = 0) to below 1 eV (x = </w:t>
-      </w:r>
-      <w:r>
-        <w:rPr>
-          <w:rFonts w:ascii="Arial" w:hAnsi="Arial" w:cs="Arial"/>
-          <w:sz w:val="21"/>
-          <w:szCs w:val="21"/>
-        </w:rPr>
-        <w:t>0.5) [31]; analogous trends hold for (La,Sr)(Co,Fe)O</w:t>
+        <w:t xml:space="preserve"> from about 4 eV (x = 0) to below 1 eV (x = 0.5) [31]; analogous trends hold for (La,Sr)(Co,Fe)O</w:t>
       </w:r>
       <w:r>
         <w:rPr>
@@ -2099,23 +1885,7 @@
           <w:sz w:val="21"/>
           <w:szCs w:val="21"/>
         </w:rPr>
-        <w:t> </w:t>
-      </w:r>
-      <w:r>
-        <w:rPr>
-          <w:rFonts w:ascii="Arial" w:hAnsi="Arial" w:cs="Arial"/>
-          <w:sz w:val="21"/>
-          <w:szCs w:val="21"/>
-        </w:rPr>
-        <w:t>≈</w:t>
-      </w:r>
-      <w:r>
-        <w:rPr>
-          <w:rFonts w:ascii="Arial" w:hAnsi="Arial" w:cs="Arial"/>
-          <w:sz w:val="21"/>
-          <w:szCs w:val="21"/>
-        </w:rPr>
-        <w:t> 1 eV, migration barriers 0.4–0.5 eV) [32, 33] and for La</w:t>
+        <w:t> ≈ 1 eV, migration barriers 0.4–0.5 eV) [32, 33] and for La</w:t>
       </w:r>
       <w:r>
         <w:rPr>
@@ -2184,15 +1954,7 @@
           <w:sz w:val="21"/>
           <w:szCs w:val="21"/>
         </w:rPr>
-        <w:t xml:space="preserve"> of covalency exists: if the O-2p band centre lies too close to the Fermi level, lattice oxygen becomes redox-active and the material unstable (amorphisation, Sr segregation) [35–37, 41]. This “Goldilocks logic” – </w:t>
-      </w:r>
-      <w:r>
-        <w:rPr>
-          <w:rFonts w:ascii="Arial" w:hAnsi="Arial" w:cs="Arial"/>
-          <w:sz w:val="21"/>
-          <w:szCs w:val="21"/>
-        </w:rPr>
-        <w:t>enough covalency for easy vacancy formation, enough stability for reversible operation – transfers directly to memristive devices, where large switching windows compete with retention and endurance.</w:t>
+        <w:t xml:space="preserve"> of covalency exists: if the O-2p band centre lies too close to the Fermi level, lattice oxygen becomes redox-active and the material unstable (amorphisation, Sr segregation) [35–37, 41]. This “Goldilocks logic” – enough covalency for easy vacancy formation, enough stability for reversible operation – transfers directly to memristive devices, where large switching windows compete with retention and endurance.</w:t>
       </w:r>
     </w:p>
     <w:p>
@@ -2224,15 +1986,7 @@
           <w:sz w:val="21"/>
           <w:szCs w:val="21"/>
         </w:rPr>
-        <w:t>XAS provides exactly the observables required for an experimental descriptor map. The pre-edge of the O-K edge (528–532 eV) arises from transitions into unoccupied, covalently hybridised O2p–</w:t>
-      </w:r>
-      <w:r>
-        <w:rPr>
-          <w:rFonts w:ascii="Arial" w:hAnsi="Arial" w:cs="Arial"/>
-          <w:sz w:val="21"/>
-          <w:szCs w:val="21"/>
-        </w:rPr>
-        <w:t>TM3d states; its integrated intensity is an established measure of metal–oxygen hybridisation [45, 47]. Classic work on La</w:t>
+        <w:t>XAS provides exactly the observables required for an experimental descriptor map. The pre-edge of the O-K edge (528–532 eV) arises from transitions into unoccupied, covalently hybridised O2p–TM3d states; its integrated intensity is an established measure of metal–oxygen hybridisation [45, 47]. Classic work on La</w:t>
       </w:r>
       <w:r>
         <w:rPr>
@@ -2334,15 +2088,7 @@
           <w:sz w:val="21"/>
           <w:szCs w:val="21"/>
         </w:rPr>
-        <w:t xml:space="preserve"> – precisely the series of this proposal – shows how hole doping systematically enhances the pre-edge (ligand-hole character) while oxygen vacancies attenuate it [46]. Suntivich et al. developed from this a semi-quantitative hybridisation measure per metal–</w:t>
-      </w:r>
-      <w:r>
-        <w:rPr>
-          <w:rFonts w:ascii="Arial" w:hAnsi="Arial" w:cs="Arial"/>
-          <w:sz w:val="21"/>
-          <w:szCs w:val="21"/>
-        </w:rPr>
-        <w:t>oxygen bond [40]; Hong et al. extracted the charge-transfer energy on an absolute energy scale from combined X-ray emission and absorption [38]. The transition-metal L</w:t>
+        <w:t xml:space="preserve"> – precisely the series of this proposal – shows how hole doping systematically enhances the pre-edge (ligand-hole character) while oxygen vacancies attenuate it [46]. Suntivich et al. developed from this a semi-quantitative hybridisation measure per metal–oxygen bond [40]; Hong et al. extracted the charge-transfer energy on an absolute energy scale from combined X-ray emission and absorption [38]. The transition-metal L</w:t>
       </w:r>
       <w:r>
         <w:rPr>
@@ -2479,15 +2225,7 @@
           <w:sz w:val="21"/>
           <w:szCs w:val="21"/>
         </w:rPr>
-        <w:t xml:space="preserve"> interfaces [52]. Recent reviews and methodological work [53, </w:t>
-      </w:r>
-      <w:r>
-        <w:rPr>
-          <w:rFonts w:ascii="Arial" w:hAnsi="Arial" w:cs="Arial"/>
-          <w:sz w:val="21"/>
-          <w:szCs w:val="21"/>
-        </w:rPr>
-        <w:t>54] attest to the maturity of the spectromicroscopic approach. Suitable end stations are available in Germany and Europe, including SPEEM and EMIL/OÆSE at BESSY II, P04 (soft X-rays) and P22 (HAXPES) at PETRA III, ID32 at the ESRF, and SIM and PolLux at the SLS.</w:t>
+        <w:t xml:space="preserve"> interfaces [52]. Recent reviews and methodological work [53, 54] attest to the maturity of the spectromicroscopic approach. Suitable end stations are available in Germany and Europe, including SPEEM and EMIL/OÆSE at BESSY II, P04 (soft X-rays) and P22 (HAXPES) at PETRA III, ID32 at the ESRF, and SIM and PolLux at the SLS.</w:t>
       </w:r>
     </w:p>
     <w:p>
@@ -2553,15 +2291,7 @@
           <w:sz w:val="21"/>
           <w:szCs w:val="21"/>
         </w:rPr>
-        <w:t xml:space="preserve"> concentration – </w:t>
-      </w:r>
-      <w:r>
-        <w:rPr>
-          <w:rFonts w:ascii="Arial" w:hAnsi="Arial" w:cs="Arial"/>
-          <w:sz w:val="21"/>
-          <w:szCs w:val="21"/>
-        </w:rPr>
-        <w:t>via the oxygen partial pressure during growth and cool-down. Epitaxial strain is a second, independent control parameter of vacancy energetics: tensile strain lowers E</w:t>
+        <w:t xml:space="preserve"> concentration – via the oxygen partial pressure during growth and cool-down. Epitaxial strain is a second, independent control parameter of vacancy energetics: tensile strain lowers E</w:t>
       </w:r>
       <w:r>
         <w:rPr>
@@ -2663,15 +2393,7 @@
           <w:sz w:val="21"/>
           <w:szCs w:val="21"/>
         </w:rPr>
-        <w:t xml:space="preserve"> </w:t>
-      </w:r>
-      <w:r>
-        <w:rPr>
-          <w:rFonts w:ascii="Arial" w:hAnsi="Arial" w:cs="Arial"/>
-          <w:sz w:val="21"/>
-          <w:szCs w:val="21"/>
-        </w:rPr>
-        <w:t>configurations can be designed deliberately via solid-solution series for memristive systems [14] – however without systematic covalency variation and without spectroscopic descriptor quantification.</w:t>
+        <w:t xml:space="preserve"> configurations can be designed deliberately via solid-solution series for memristive systems [14] – however without systematic covalency variation and without spectroscopic descriptor quantification.</w:t>
       </w:r>
     </w:p>
     <w:p>
@@ -2731,15 +2453,7 @@
           <w:sz w:val="21"/>
           <w:szCs w:val="21"/>
         </w:rPr>
-        <w:t xml:space="preserve"> </w:t>
-      </w:r>
-      <w:r>
-        <w:rPr>
-          <w:rFonts w:ascii="Arial" w:hAnsi="Arial" w:cs="Arial"/>
-          <w:sz w:val="21"/>
-          <w:szCs w:val="21"/>
-        </w:rPr>
-        <w:t>within a structurally homogeneous material series and plots it against the memristive figures of merit (ON/OFF ratio, switching voltages, kinetics, retention, endurance) under constant device architecture. Existing approaches remain piecemeal: DFT studies on dopant tuning of E</w:t>
+        <w:t xml:space="preserve"> within a structurally homogeneous material series and plots it against the memristive figures of merit (ON/OFF ratio, switching voltages, kinetics, retention, endurance) under constant device architecture. Existing approaches remain piecemeal: DFT studies on dopant tuning of E</w:t>
       </w:r>
       <w:r>
         <w:rPr>
@@ -2824,15 +2538,7 @@
           <w:sz w:val="21"/>
           <w:szCs w:val="21"/>
         </w:rPr>
-        <w:t xml:space="preserve"> </w:t>
-      </w:r>
-      <w:r>
-        <w:rPr>
-          <w:rFonts w:ascii="Arial" w:hAnsi="Arial" w:cs="Arial"/>
-          <w:sz w:val="21"/>
-          <w:szCs w:val="21"/>
-        </w:rPr>
-        <w:t>configuration design in a single solid-solution series without covalency descriptors [14]; material comparisons across publication boundaries that are not quantitatively reliable because of differing electrodes and geometries [3, 6]. The rich descriptor knowledge of energy research [23–44] has simply not yet been applied to memristive switching – although both fields place the same elementary quantity E</w:t>
+        <w:t xml:space="preserve"> configuration design in a single solid-solution series without covalency descriptors [14]; material comparisons across publication boundaries that are not quantitatively reliable because of differing electrodes and geometries [3, 6]. The rich descriptor knowledge of energy research [23–44] has simply not yet been applied to memristive switching – although both fields place the same elementary quantity E</w:t>
       </w:r>
       <w:r>
         <w:rPr>
@@ -2877,39 +2583,7 @@
           <w:sz w:val="21"/>
           <w:szCs w:val="21"/>
         </w:rPr>
-        <w:t xml:space="preserve"> </w:t>
-      </w:r>
-      <w:r>
-        <w:rPr>
-          <w:rFonts w:ascii="Arial" w:hAnsi="Arial" w:cs="Arial"/>
-          <w:sz w:val="21"/>
-          <w:szCs w:val="21"/>
-        </w:rPr>
-        <w:t>follows methodologically the quantum-chemical bonding-descriptor maps (“treasure maps”</w:t>
-      </w:r>
-      <w:r>
-        <w:rPr>
-          <w:rFonts w:ascii="Arial" w:hAnsi="Arial" w:cs="Arial"/>
-          <w:sz w:val="21"/>
-          <w:szCs w:val="21"/>
-        </w:rPr>
-        <w:t>) of Wuttig et al. for chalcogenides [64]: there, two descriptors (electron transfer and electron sharing) separate ionic, covalent, metallic and metavalent bonding and act as predictors of optical, thermoelectric and phase-change properties. COMET-Ox creates the analogue for redox-active complex oxides: a map spanned by covalency (charge-transfer energy, or experimentally the normalised O-K pre-edge intensity) versus the oxygen-vacancy formation energy, onto which the memristive figures of merit are charte</w:t>
-      </w:r>
-      <w:r>
-        <w:rPr>
-          <w:rFonts w:ascii="Arial" w:hAnsi="Arial" w:cs="Arial"/>
-          <w:sz w:val="21"/>
-          <w:szCs w:val="21"/>
-        </w:rPr>
-        <w:t>d as a landscape. Such a map would have the same dual function as the original: it</w:t>
-      </w:r>
-      <w:r>
-        <w:rPr>
-          <w:rFonts w:ascii="Arial" w:hAnsi="Arial" w:cs="Arial"/>
-          <w:sz w:val="21"/>
-          <w:szCs w:val="21"/>
-        </w:rPr>
-        <w:t xml:space="preserve"> </w:t>
+        <w:t xml:space="preserve"> follows methodologically the quantum-chemical bonding-descriptor maps (“treasure maps”) of Wuttig et al. for chalcogenides [64]: there, two descriptors (electron transfer and electron sharing) separate ionic, covalent, metallic and metavalent bonding and act as predictors of optical, thermoelectric and phase-change properties. COMET-Ox creates the analogue for redox-active complex oxides: a map spanned by covalency (charge-transfer energy, or experimentally the normalised O-K pre-edge intensity) versus the oxygen-vacancy formation energy, onto which the memristive figures of merit are charted as a landscape. Such a map would have the same dual function as the original: it </w:t>
       </w:r>
       <w:r>
         <w:rPr>
@@ -3140,15 +2814,7 @@
           <w:sz w:val="21"/>
           <w:szCs w:val="21"/>
         </w:rPr>
-        <w:t xml:space="preserve"> </w:t>
-      </w:r>
-      <w:r>
-        <w:rPr>
-          <w:rFonts w:ascii="Arial" w:hAnsi="Arial" w:cs="Arial"/>
-          <w:sz w:val="21"/>
-          <w:szCs w:val="21"/>
-        </w:rPr>
-        <w:t>itself is documented as an active switching layer (multilevel switching [68], forming-free interface devices [69], in-situ TEM evidence of vacancy-driven topotactic transitions [19]). For the cobaltite series, SrCoO</w:t>
+        <w:t xml:space="preserve"> itself is documented as an active switching layer (multilevel switching [68], forming-free interface devices [69], in-situ TEM evidence of vacancy-driven topotactic transitions [19]). For the cobaltite series, SrCoO</w:t>
       </w:r>
       <w:r>
         <w:rPr>
@@ -3210,15 +2876,7 @@
           <w:sz w:val="21"/>
           <w:szCs w:val="21"/>
         </w:rPr>
-        <w:t xml:space="preserve"> </w:t>
-      </w:r>
-      <w:r>
-        <w:rPr>
-          <w:rFonts w:ascii="Arial" w:hAnsi="Arial" w:cs="Arial"/>
-          <w:sz w:val="21"/>
-          <w:szCs w:val="21"/>
-        </w:rPr>
-        <w:t>The literature survey identifies only a handful of genuine composition series in the entire perovskite ReRAM literature: Asanuma et al. measured Ti/Pr</w:t>
+        <w:t xml:space="preserve"> The literature survey identifies only a handful of genuine composition series in the entire perovskite ReRAM literature: Asanuma et al. measured Ti/Pr</w:t>
       </w:r>
       <w:r>
         <w:rPr>
@@ -3279,7 +2937,333 @@
           <w:sz w:val="21"/>
           <w:szCs w:val="21"/>
         </w:rPr>
-        <w:t>maximum of the switching ratio at x </w:t>
+        <w:t>maximum of the switching ratio at x ≈ 0.4</w:t>
+      </w:r>
+      <w:r>
+        <w:rPr>
+          <w:rFonts w:ascii="Arial" w:hAnsi="Arial" w:cs="Arial"/>
+          <w:sz w:val="21"/>
+          <w:szCs w:val="21"/>
+        </w:rPr>
+        <w:t xml:space="preserve"> and a disappearance of switching for x &gt; 0.8 [75]; Lähteenlahti et al. found an optimum at x = 0.85 in Al/Gd</w:t>
+      </w:r>
+      <w:r>
+        <w:rPr>
+          <w:rFonts w:ascii="Arial" w:hAnsi="Arial" w:cs="Arial"/>
+          <w:sz w:val="21"/>
+          <w:szCs w:val="21"/>
+          <w:vertAlign w:val="subscript"/>
+        </w:rPr>
+        <w:t>1-x</w:t>
+      </w:r>
+      <w:r>
+        <w:rPr>
+          <w:rFonts w:ascii="Arial" w:hAnsi="Arial" w:cs="Arial"/>
+          <w:sz w:val="21"/>
+          <w:szCs w:val="21"/>
+        </w:rPr>
+        <w:t>Ca</w:t>
+      </w:r>
+      <w:r>
+        <w:rPr>
+          <w:rFonts w:ascii="Arial" w:hAnsi="Arial" w:cs="Arial"/>
+          <w:sz w:val="21"/>
+          <w:szCs w:val="21"/>
+          <w:vertAlign w:val="subscript"/>
+        </w:rPr>
+        <w:t>x</w:t>
+      </w:r>
+      <w:r>
+        <w:rPr>
+          <w:rFonts w:ascii="Arial" w:hAnsi="Arial" w:cs="Arial"/>
+          <w:sz w:val="21"/>
+          <w:szCs w:val="21"/>
+        </w:rPr>
+        <w:t>MnO</w:t>
+      </w:r>
+      <w:r>
+        <w:rPr>
+          <w:rFonts w:ascii="Arial" w:hAnsi="Arial" w:cs="Arial"/>
+          <w:sz w:val="21"/>
+          <w:szCs w:val="21"/>
+          <w:vertAlign w:val="subscript"/>
+        </w:rPr>
+        <w:t>3</w:t>
+      </w:r>
+      <w:r>
+        <w:rPr>
+          <w:rFonts w:ascii="Arial" w:hAnsi="Arial" w:cs="Arial"/>
+          <w:sz w:val="21"/>
+          <w:szCs w:val="21"/>
+        </w:rPr>
+        <w:t>/Au, correlated with minimal trap energy [76]; for La</w:t>
+      </w:r>
+      <w:r>
+        <w:rPr>
+          <w:rFonts w:ascii="Arial" w:hAnsi="Arial" w:cs="Arial"/>
+          <w:sz w:val="21"/>
+          <w:szCs w:val="21"/>
+          <w:vertAlign w:val="subscript"/>
+        </w:rPr>
+        <w:t>1-x</w:t>
+      </w:r>
+      <w:r>
+        <w:rPr>
+          <w:rFonts w:ascii="Arial" w:hAnsi="Arial" w:cs="Arial"/>
+          <w:sz w:val="21"/>
+          <w:szCs w:val="21"/>
+        </w:rPr>
+        <w:t>Sr</w:t>
+      </w:r>
+      <w:r>
+        <w:rPr>
+          <w:rFonts w:ascii="Arial" w:hAnsi="Arial" w:cs="Arial"/>
+          <w:sz w:val="21"/>
+          <w:szCs w:val="21"/>
+          <w:vertAlign w:val="subscript"/>
+        </w:rPr>
+        <w:t>x</w:t>
+      </w:r>
+      <w:r>
+        <w:rPr>
+          <w:rFonts w:ascii="Arial" w:hAnsi="Arial" w:cs="Arial"/>
+          <w:sz w:val="21"/>
+          <w:szCs w:val="21"/>
+        </w:rPr>
+        <w:t>MnO</w:t>
+      </w:r>
+      <w:r>
+        <w:rPr>
+          <w:rFonts w:ascii="Arial" w:hAnsi="Arial" w:cs="Arial"/>
+          <w:sz w:val="21"/>
+          <w:szCs w:val="21"/>
+          <w:vertAlign w:val="subscript"/>
+        </w:rPr>
+        <w:t>3</w:t>
+      </w:r>
+      <w:r>
+        <w:rPr>
+          <w:rFonts w:ascii="Arial" w:hAnsi="Arial" w:cs="Arial"/>
+          <w:sz w:val="21"/>
+          <w:szCs w:val="21"/>
+        </w:rPr>
+        <w:t xml:space="preserve"> a single three-point series exists (sputtered, x = 0.1/0.3/0.5) [77]; Mikheev et al. showed on Pt/SrTiO</w:t>
+      </w:r>
+      <w:r>
+        <w:rPr>
+          <w:rFonts w:ascii="Arial" w:hAnsi="Arial" w:cs="Arial"/>
+          <w:sz w:val="21"/>
+          <w:szCs w:val="21"/>
+          <w:vertAlign w:val="subscript"/>
+        </w:rPr>
+        <w:t>3</w:t>
+      </w:r>
+      <w:r>
+        <w:rPr>
+          <w:rFonts w:ascii="Arial" w:hAnsi="Arial" w:cs="Arial"/>
+          <w:sz w:val="21"/>
+          <w:szCs w:val="21"/>
+        </w:rPr>
+        <w:t xml:space="preserve"> that cation stoichiometry systematically controls Schottky barrier and retention [78]. For the ferrite series La</w:t>
+      </w:r>
+      <w:r>
+        <w:rPr>
+          <w:rFonts w:ascii="Arial" w:hAnsi="Arial" w:cs="Arial"/>
+          <w:sz w:val="21"/>
+          <w:szCs w:val="21"/>
+          <w:vertAlign w:val="subscript"/>
+        </w:rPr>
+        <w:t>1-x</w:t>
+      </w:r>
+      <w:r>
+        <w:rPr>
+          <w:rFonts w:ascii="Arial" w:hAnsi="Arial" w:cs="Arial"/>
+          <w:sz w:val="21"/>
+          <w:szCs w:val="21"/>
+        </w:rPr>
+        <w:t>Sr</w:t>
+      </w:r>
+      <w:r>
+        <w:rPr>
+          <w:rFonts w:ascii="Arial" w:hAnsi="Arial" w:cs="Arial"/>
+          <w:sz w:val="21"/>
+          <w:szCs w:val="21"/>
+          <w:vertAlign w:val="subscript"/>
+        </w:rPr>
+        <w:t>x</w:t>
+      </w:r>
+      <w:r>
+        <w:rPr>
+          <w:rFonts w:ascii="Arial" w:hAnsi="Arial" w:cs="Arial"/>
+          <w:sz w:val="21"/>
+          <w:szCs w:val="21"/>
+        </w:rPr>
+        <w:t>FeO</w:t>
+      </w:r>
+      <w:r>
+        <w:rPr>
+          <w:rFonts w:ascii="Arial" w:hAnsi="Arial" w:cs="Arial"/>
+          <w:sz w:val="21"/>
+          <w:szCs w:val="21"/>
+          <w:vertAlign w:val="subscript"/>
+        </w:rPr>
+        <w:t>3-δ</w:t>
+      </w:r>
+      <w:r>
+        <w:rPr>
+          <w:rFonts w:ascii="Arial" w:hAnsi="Arial" w:cs="Arial"/>
+          <w:sz w:val="21"/>
+          <w:szCs w:val="21"/>
+        </w:rPr>
+        <w:t xml:space="preserve"> (0 &lt; x &lt; 1) </w:t>
+      </w:r>
+      <w:r>
+        <w:rPr>
+          <w:rFonts w:ascii="Arial" w:hAnsi="Arial" w:cs="Arial"/>
+          <w:b/>
+          <w:bCs/>
+          <w:sz w:val="21"/>
+          <w:szCs w:val="21"/>
+        </w:rPr>
+        <w:t>not a single memristor study exists</w:t>
+      </w:r>
+      <w:r>
+        <w:rPr>
+          <w:rFonts w:ascii="Arial" w:hAnsi="Arial" w:cs="Arial"/>
+          <w:sz w:val="21"/>
+          <w:szCs w:val="21"/>
+        </w:rPr>
+        <w:t xml:space="preserve"> – the closest neighbour is an electrochemical three-terminal study that controls the conductivity of La</w:t>
+      </w:r>
+      <w:r>
+        <w:rPr>
+          <w:rFonts w:ascii="Arial" w:hAnsi="Arial" w:cs="Arial"/>
+          <w:sz w:val="21"/>
+          <w:szCs w:val="21"/>
+          <w:vertAlign w:val="subscript"/>
+        </w:rPr>
+        <w:t>0.5</w:t>
+      </w:r>
+      <w:r>
+        <w:rPr>
+          <w:rFonts w:ascii="Arial" w:hAnsi="Arial" w:cs="Arial"/>
+          <w:sz w:val="21"/>
+          <w:szCs w:val="21"/>
+        </w:rPr>
+        <w:t>Sr</w:t>
+      </w:r>
+      <w:r>
+        <w:rPr>
+          <w:rFonts w:ascii="Arial" w:hAnsi="Arial" w:cs="Arial"/>
+          <w:sz w:val="21"/>
+          <w:szCs w:val="21"/>
+          <w:vertAlign w:val="subscript"/>
+        </w:rPr>
+        <w:t>0.5</w:t>
+      </w:r>
+      <w:r>
+        <w:rPr>
+          <w:rFonts w:ascii="Arial" w:hAnsi="Arial" w:cs="Arial"/>
+          <w:sz w:val="21"/>
+          <w:szCs w:val="21"/>
+        </w:rPr>
+        <w:t>FeO</w:t>
+      </w:r>
+      <w:r>
+        <w:rPr>
+          <w:rFonts w:ascii="Arial" w:hAnsi="Arial" w:cs="Arial"/>
+          <w:sz w:val="21"/>
+          <w:szCs w:val="21"/>
+          <w:vertAlign w:val="subscript"/>
+        </w:rPr>
+        <w:t>3-δ</w:t>
+      </w:r>
+      <w:r>
+        <w:rPr>
+          <w:rFonts w:ascii="Arial" w:hAnsi="Arial" w:cs="Arial"/>
+          <w:sz w:val="21"/>
+          <w:szCs w:val="21"/>
+        </w:rPr>
+        <w:t xml:space="preserve"> non-volatilely over more than four orders of magnitude via the oxygen stoichiometry [79], underscoring the feasibility of the concept; for La</w:t>
+      </w:r>
+      <w:r>
+        <w:rPr>
+          <w:rFonts w:ascii="Arial" w:hAnsi="Arial" w:cs="Arial"/>
+          <w:sz w:val="21"/>
+          <w:szCs w:val="21"/>
+          <w:vertAlign w:val="subscript"/>
+        </w:rPr>
+        <w:t>1-x</w:t>
+      </w:r>
+      <w:r>
+        <w:rPr>
+          <w:rFonts w:ascii="Arial" w:hAnsi="Arial" w:cs="Arial"/>
+          <w:sz w:val="21"/>
+          <w:szCs w:val="21"/>
+        </w:rPr>
+        <w:t>Sr</w:t>
+      </w:r>
+      <w:r>
+        <w:rPr>
+          <w:rFonts w:ascii="Arial" w:hAnsi="Arial" w:cs="Arial"/>
+          <w:sz w:val="21"/>
+          <w:szCs w:val="21"/>
+          <w:vertAlign w:val="subscript"/>
+        </w:rPr>
+        <w:t>x</w:t>
+      </w:r>
+      <w:r>
+        <w:rPr>
+          <w:rFonts w:ascii="Arial" w:hAnsi="Arial" w:cs="Arial"/>
+          <w:sz w:val="21"/>
+          <w:szCs w:val="21"/>
+        </w:rPr>
+        <w:t>CoO</w:t>
+      </w:r>
+      <w:r>
+        <w:rPr>
+          <w:rFonts w:ascii="Arial" w:hAnsi="Arial" w:cs="Arial"/>
+          <w:sz w:val="21"/>
+          <w:szCs w:val="21"/>
+          <w:vertAlign w:val="subscript"/>
+        </w:rPr>
+        <w:t>3</w:t>
+      </w:r>
+      <w:r>
+        <w:rPr>
+          <w:rFonts w:ascii="Arial" w:hAnsi="Arial" w:cs="Arial"/>
+          <w:sz w:val="21"/>
+          <w:szCs w:val="21"/>
+        </w:rPr>
+        <w:t xml:space="preserve"> only a polycrystalline study with a small doping window exists [80]. None of these studies links the series to computed vacancy formation energies, covalency descriptors or spectroscopic observables.</w:t>
+      </w:r>
+    </w:p>
+    <w:p>
+      <w:pPr>
+        <w:pStyle w:val="NormalWeb"/>
+        <w:rPr>
+          <w:rFonts w:ascii="Arial" w:hAnsi="Arial" w:cs="Arial"/>
+          <w:sz w:val="21"/>
+          <w:szCs w:val="21"/>
+        </w:rPr>
+      </w:pPr>
+      <w:r>
+        <w:rPr>
+          <w:rFonts w:ascii="Arial" w:hAnsi="Arial" w:cs="Arial"/>
+          <w:b/>
+          <w:bCs/>
+          <w:sz w:val="21"/>
+          <w:szCs w:val="21"/>
+        </w:rPr>
+        <w:t>First assessment derivable for the research question:</w:t>
+      </w:r>
+      <w:r>
+        <w:rPr>
+          <w:rFonts w:ascii="Arial" w:hAnsi="Arial" w:cs="Arial"/>
+          <w:sz w:val="21"/>
+          <w:szCs w:val="21"/>
+        </w:rPr>
+        <w:t xml:space="preserve"> The few existing series consistently draw the picture of a </w:t>
       </w:r>
       <w:r>
         <w:rPr>
@@ -3289,42 +3273,15 @@
           <w:sz w:val="21"/>
           <w:szCs w:val="21"/>
         </w:rPr>
-        <w:t>≈</w:t>
-      </w:r>
-      <w:r>
-        <w:rPr>
-          <w:rFonts w:ascii="Arial" w:hAnsi="Arial" w:cs="Arial"/>
-          <w:i/>
-          <w:iCs/>
-          <w:sz w:val="21"/>
-          <w:szCs w:val="21"/>
-        </w:rPr>
-        <w:t> 0.4</w:t>
-      </w:r>
-      <w:r>
-        <w:rPr>
-          <w:rFonts w:ascii="Arial" w:hAnsi="Arial" w:cs="Arial"/>
-          <w:sz w:val="21"/>
-          <w:szCs w:val="21"/>
-        </w:rPr>
-        <w:t xml:space="preserve"> and a disappearance of switching for x &gt; 0.8 [75]; Lähteenlahti et al. found an optimum at x = 0.85 in Al/Gd</w:t>
-      </w:r>
-      <w:r>
-        <w:rPr>
-          <w:rFonts w:ascii="Arial" w:hAnsi="Arial" w:cs="Arial"/>
-          <w:sz w:val="21"/>
-          <w:szCs w:val="21"/>
-          <w:vertAlign w:val="subscript"/>
-        </w:rPr>
-        <w:t>1-x</w:t>
-      </w:r>
-      <w:r>
-        <w:rPr>
-          <w:rFonts w:ascii="Arial" w:hAnsi="Arial" w:cs="Arial"/>
-          <w:sz w:val="21"/>
-          <w:szCs w:val="21"/>
-        </w:rPr>
-        <w:t>Ca</w:t>
+        <w:t>non-monotonic</w:t>
+      </w:r>
+      <w:r>
+        <w:rPr>
+          <w:rFonts w:ascii="Arial" w:hAnsi="Arial" w:cs="Arial"/>
+          <w:sz w:val="21"/>
+          <w:szCs w:val="21"/>
+        </w:rPr>
+        <w:t xml:space="preserve"> dependence: with increasing acceptor doping (easier vacancy formation), forming and switching voltages decrease and the switching window initially grows – beyond an optimum, however, it collapses (metallic HRS, degraded retention through too-facile defect kinetics [75, 78]). At the same time, precisely the end members with the lowest vacancy formation energy (SrFeO</w:t>
       </w:r>
       <w:r>
         <w:rPr>
@@ -3341,41 +3298,7 @@
           <w:sz w:val="21"/>
           <w:szCs w:val="21"/>
         </w:rPr>
-        <w:t>MnO</w:t>
-      </w:r>
-      <w:r>
-        <w:rPr>
-          <w:rFonts w:ascii="Arial" w:hAnsi="Arial" w:cs="Arial"/>
-          <w:sz w:val="21"/>
-          <w:szCs w:val="21"/>
-          <w:vertAlign w:val="subscript"/>
-        </w:rPr>
-        <w:t>3</w:t>
-      </w:r>
-      <w:r>
-        <w:rPr>
-          <w:rFonts w:ascii="Arial" w:hAnsi="Arial" w:cs="Arial"/>
-          <w:sz w:val="21"/>
-          <w:szCs w:val="21"/>
-        </w:rPr>
-        <w:t>/Au, correlated with minimal trap energy [76]; for La</w:t>
-      </w:r>
-      <w:r>
-        <w:rPr>
-          <w:rFonts w:ascii="Arial" w:hAnsi="Arial" w:cs="Arial"/>
-          <w:sz w:val="21"/>
-          <w:szCs w:val="21"/>
-          <w:vertAlign w:val="subscript"/>
-        </w:rPr>
-        <w:t>1-x</w:t>
-      </w:r>
-      <w:r>
-        <w:rPr>
-          <w:rFonts w:ascii="Arial" w:hAnsi="Arial" w:cs="Arial"/>
-          <w:sz w:val="21"/>
-          <w:szCs w:val="21"/>
-        </w:rPr>
-        <w:t>Sr</w:t>
+        <w:t>, SrCoO</w:t>
       </w:r>
       <w:r>
         <w:rPr>
@@ -3392,101 +3315,50 @@
           <w:sz w:val="21"/>
           <w:szCs w:val="21"/>
         </w:rPr>
-        <w:t>MnO</w:t>
-      </w:r>
-      <w:r>
-        <w:rPr>
-          <w:rFonts w:ascii="Arial" w:hAnsi="Arial" w:cs="Arial"/>
-          <w:sz w:val="21"/>
-          <w:szCs w:val="21"/>
-          <w:vertAlign w:val="subscript"/>
-        </w:rPr>
-        <w:t>3</w:t>
-      </w:r>
-      <w:r>
-        <w:rPr>
-          <w:rFonts w:ascii="Arial" w:hAnsi="Arial" w:cs="Arial"/>
-          <w:sz w:val="21"/>
-          <w:szCs w:val="21"/>
-        </w:rPr>
-        <w:t xml:space="preserve"> a single three-point series exists (sputtered, x = </w:t>
-      </w:r>
-      <w:r>
-        <w:rPr>
-          <w:rFonts w:ascii="Arial" w:hAnsi="Arial" w:cs="Arial"/>
-          <w:sz w:val="21"/>
-          <w:szCs w:val="21"/>
-        </w:rPr>
-        <w:t>0.1/0.3/0.5) [77]; Mikheev et al. showed on Pt/SrTiO</w:t>
-      </w:r>
-      <w:r>
-        <w:rPr>
-          <w:rFonts w:ascii="Arial" w:hAnsi="Arial" w:cs="Arial"/>
-          <w:sz w:val="21"/>
-          <w:szCs w:val="21"/>
-          <w:vertAlign w:val="subscript"/>
-        </w:rPr>
-        <w:t>3</w:t>
-      </w:r>
-      <w:r>
-        <w:rPr>
-          <w:rFonts w:ascii="Arial" w:hAnsi="Arial" w:cs="Arial"/>
-          <w:sz w:val="21"/>
-          <w:szCs w:val="21"/>
-        </w:rPr>
-        <w:t xml:space="preserve"> that cation stoichiometry systematically controls Schottky barrier and retention [78]. For the ferrite series La</w:t>
-      </w:r>
-      <w:r>
-        <w:rPr>
-          <w:rFonts w:ascii="Arial" w:hAnsi="Arial" w:cs="Arial"/>
-          <w:sz w:val="21"/>
-          <w:szCs w:val="21"/>
-          <w:vertAlign w:val="subscript"/>
-        </w:rPr>
-        <w:t>1-x</w:t>
-      </w:r>
-      <w:r>
-        <w:rPr>
-          <w:rFonts w:ascii="Arial" w:hAnsi="Arial" w:cs="Arial"/>
-          <w:sz w:val="21"/>
-          <w:szCs w:val="21"/>
-        </w:rPr>
-        <w:t>Sr</w:t>
-      </w:r>
-      <w:r>
-        <w:rPr>
-          <w:rFonts w:ascii="Arial" w:hAnsi="Arial" w:cs="Arial"/>
-          <w:sz w:val="21"/>
-          <w:szCs w:val="21"/>
-          <w:vertAlign w:val="subscript"/>
-        </w:rPr>
-        <w:t>x</w:t>
-      </w:r>
-      <w:r>
-        <w:rPr>
-          <w:rFonts w:ascii="Arial" w:hAnsi="Arial" w:cs="Arial"/>
-          <w:sz w:val="21"/>
-          <w:szCs w:val="21"/>
-        </w:rPr>
-        <w:t>FeO</w:t>
-      </w:r>
-      <w:r>
-        <w:rPr>
-          <w:rFonts w:ascii="Arial" w:hAnsi="Arial" w:cs="Arial"/>
-          <w:sz w:val="21"/>
-          <w:szCs w:val="21"/>
-          <w:vertAlign w:val="subscript"/>
-        </w:rPr>
-        <w:t>3-δ</w:t>
-      </w:r>
-      <w:r>
-        <w:rPr>
-          <w:rFonts w:ascii="Arial" w:hAnsi="Arial" w:cs="Arial"/>
-          <w:sz w:val="21"/>
-          <w:szCs w:val="21"/>
-        </w:rPr>
-        <w:t xml:space="preserve"> (0 &lt; x &lt; 1) </w:t>
-      </w:r>
+        <w:t>) reach the highest ON/OFF ratios via the topotactic phase contrast [17, 20]. These prior findings directly support hypotheses H1 and H2 and simultaneously make clear why a descriptor-based mapping (rather than isolated single studies) is required: the landscape is structured, but so far uncharted.</w:t>
+      </w:r>
+    </w:p>
+    <w:p>
+      <w:pPr>
+        <w:pStyle w:val="Heading2"/>
+        <w:rPr>
+          <w:rFonts w:ascii="Arial" w:eastAsia="Times New Roman" w:hAnsi="Arial" w:cs="Arial"/>
+        </w:rPr>
+      </w:pPr>
+      <w:r>
+        <w:rPr>
+          <w:rFonts w:ascii="Arial" w:eastAsia="Times New Roman" w:hAnsi="Arial" w:cs="Arial"/>
+        </w:rPr>
+        <w:t>1.2  Preliminary work of the applicant</w:t>
+      </w:r>
+    </w:p>
+    <w:p>
+      <w:pPr>
+        <w:pStyle w:val="NormalWeb"/>
+        <w:rPr>
+          <w:rFonts w:ascii="Arial" w:hAnsi="Arial" w:cs="Arial"/>
+          <w:sz w:val="21"/>
+          <w:szCs w:val="21"/>
+        </w:rPr>
+      </w:pPr>
+      <w:r>
+        <w:rPr>
+          <w:rFonts w:ascii="Arial" w:hAnsi="Arial" w:cs="Arial"/>
+          <w:sz w:val="21"/>
+          <w:szCs w:val="21"/>
+        </w:rPr>
+        <w:t xml:space="preserve">The applicant has worked since 2020 at the Peter Grünberg Institute (PGI-7, Electronic Materials) of Forschungszentrum Jülich in the group of Prof. Regina Dittmann – one of the internationally leading centres for redox-based resistive switching [2, 3, 8–12] – and contributes exactly the methodological combination on which COMET-Ox builds: PLD synthesis of perovskites, memristive device processing and statistically robust electrical characterisation.</w:t>
+      </w:r>
+    </w:p>
+    <w:p>
+      <w:pPr>
+        <w:pStyle w:val="NormalWeb"/>
+        <w:rPr>
+          <w:rFonts w:ascii="Arial" w:hAnsi="Arial" w:cs="Arial"/>
+          <w:sz w:val="21"/>
+          <w:szCs w:val="21"/>
+        </w:rPr>
+      </w:pPr>
       <w:r>
         <w:rPr>
           <w:rFonts w:ascii="Arial" w:hAnsi="Arial" w:cs="Arial"/>
@@ -3495,100 +3367,49 @@
           <w:sz w:val="21"/>
           <w:szCs w:val="21"/>
         </w:rPr>
-        <w:t>not a single memristor study exists</w:t>
-      </w:r>
-      <w:r>
-        <w:rPr>
-          <w:rFonts w:ascii="Arial" w:hAnsi="Arial" w:cs="Arial"/>
-          <w:sz w:val="21"/>
-          <w:szCs w:val="21"/>
-        </w:rPr>
-        <w:t xml:space="preserve"> – the closest neighbour is an electrochemical three-terminal study that controls the conductivity of La</w:t>
-      </w:r>
-      <w:r>
-        <w:rPr>
-          <w:rFonts w:ascii="Arial" w:hAnsi="Arial" w:cs="Arial"/>
-          <w:sz w:val="21"/>
-          <w:szCs w:val="21"/>
-          <w:vertAlign w:val="subscript"/>
-        </w:rPr>
-        <w:t>0.5</w:t>
-      </w:r>
-      <w:r>
-        <w:rPr>
-          <w:rFonts w:ascii="Arial" w:hAnsi="Arial" w:cs="Arial"/>
-          <w:sz w:val="21"/>
-          <w:szCs w:val="21"/>
-        </w:rPr>
-        <w:t>Sr</w:t>
-      </w:r>
-      <w:r>
-        <w:rPr>
-          <w:rFonts w:ascii="Arial" w:hAnsi="Arial" w:cs="Arial"/>
-          <w:sz w:val="21"/>
-          <w:szCs w:val="21"/>
-          <w:vertAlign w:val="subscript"/>
-        </w:rPr>
-        <w:t>0.5</w:t>
-      </w:r>
-      <w:r>
-        <w:rPr>
-          <w:rFonts w:ascii="Arial" w:hAnsi="Arial" w:cs="Arial"/>
-          <w:sz w:val="21"/>
-          <w:szCs w:val="21"/>
-        </w:rPr>
-        <w:t>FeO</w:t>
-      </w:r>
-      <w:r>
-        <w:rPr>
-          <w:rFonts w:ascii="Arial" w:hAnsi="Arial" w:cs="Arial"/>
-          <w:sz w:val="21"/>
-          <w:szCs w:val="21"/>
-          <w:vertAlign w:val="subscript"/>
-        </w:rPr>
-        <w:t>3-δ</w:t>
-      </w:r>
-      <w:r>
-        <w:rPr>
-          <w:rFonts w:ascii="Arial" w:hAnsi="Arial" w:cs="Arial"/>
-          <w:sz w:val="21"/>
-          <w:szCs w:val="21"/>
-        </w:rPr>
-        <w:t xml:space="preserve"> non-volatilely over more than four orders of magnitude via the oxygen stoichiometry [79], underscoring the feasibility of the concept; for La</w:t>
-      </w:r>
-      <w:r>
-        <w:rPr>
-          <w:rFonts w:ascii="Arial" w:hAnsi="Arial" w:cs="Arial"/>
-          <w:sz w:val="21"/>
-          <w:szCs w:val="21"/>
-          <w:vertAlign w:val="subscript"/>
-        </w:rPr>
-        <w:t>1-x</w:t>
-      </w:r>
-      <w:r>
-        <w:rPr>
-          <w:rFonts w:ascii="Arial" w:hAnsi="Arial" w:cs="Arial"/>
-          <w:sz w:val="21"/>
-          <w:szCs w:val="21"/>
-        </w:rPr>
-        <w:t>Sr</w:t>
-      </w:r>
-      <w:r>
-        <w:rPr>
-          <w:rFonts w:ascii="Arial" w:hAnsi="Arial" w:cs="Arial"/>
-          <w:sz w:val="21"/>
-          <w:szCs w:val="21"/>
-          <w:vertAlign w:val="subscript"/>
-        </w:rPr>
-        <w:t>x</w:t>
-      </w:r>
-      <w:r>
-        <w:rPr>
-          <w:rFonts w:ascii="Arial" w:hAnsi="Arial" w:cs="Arial"/>
-          <w:sz w:val="21"/>
-          <w:szCs w:val="21"/>
-        </w:rPr>
-        <w:t>CoO</w:t>
+        <w:t>Doctorate (RWTH Aachen / FZ Jülich, 2020–2026):</w:t>
+      </w:r>
+      <w:r>
+        <w:rPr>
+          <w:rFonts w:ascii="Arial" w:hAnsi="Arial" w:cs="Arial"/>
+          <w:sz w:val="21"/>
+          <w:szCs w:val="21"/>
+        </w:rPr>
+        <w:t xml:space="preserve"> Within the dissertation “BEOL-Compatible Area-Dependent Memristive Devices from Wafer-Scale Pulsed Laser Deposited Amorphous Pr</w:t>
+      </w:r>
+      <w:r>
+        <w:rPr>
+          <w:rFonts w:ascii="Arial" w:hAnsi="Arial" w:cs="Arial"/>
+          <w:sz w:val="21"/>
+          <w:szCs w:val="21"/>
+          <w:vertAlign w:val="subscript"/>
+        </w:rPr>
+        <w:t>0.7</w:t>
+      </w:r>
+      <w:r>
+        <w:rPr>
+          <w:rFonts w:ascii="Arial" w:hAnsi="Arial" w:cs="Arial"/>
+          <w:sz w:val="21"/>
+          <w:szCs w:val="21"/>
+        </w:rPr>
+        <w:t>Ca</w:t>
+      </w:r>
+      <w:r>
+        <w:rPr>
+          <w:rFonts w:ascii="Arial" w:hAnsi="Arial" w:cs="Arial"/>
+          <w:sz w:val="21"/>
+          <w:szCs w:val="21"/>
+          <w:vertAlign w:val="subscript"/>
+        </w:rPr>
+        <w:t>0.3</w:t>
+      </w:r>
+      <w:r>
+        <w:rPr>
+          <w:rFonts w:ascii="Arial" w:hAnsi="Arial" w:cs="Arial"/>
+          <w:sz w:val="21"/>
+          <w:szCs w:val="21"/>
+        </w:rPr>
+        <w:t>MnO</w:t>
       </w:r>
       <w:r>
         <w:rPr>
@@ -3605,15 +3426,7 @@
           <w:sz w:val="21"/>
           <w:szCs w:val="21"/>
         </w:rPr>
-        <w:t xml:space="preserve"> </w:t>
-      </w:r>
-      <w:r>
-        <w:rPr>
-          <w:rFonts w:ascii="Arial" w:hAnsi="Arial" w:cs="Arial"/>
-          <w:sz w:val="21"/>
-          <w:szCs w:val="21"/>
-        </w:rPr>
-        <w:t>only a polycrystalline study with a small doping window exists [80]. None of these studies links the series to computed vacancy formation energies, covalency descriptors or spectroscopic observables.</w:t>
+        <w:t xml:space="preserve">”, the applicant developed a large-area PLD process (process control via XRR and ICP-MS) and established the complete process chain of memristive devices: deposition (PLD, sputtering, e-beam evaporation), optical and electron-beam lithography, ion-beam etching (RIBE) and wire bonding. Electrical characterisation (Keithley 2600/4200; DC and pulsed) systematically covered device-to-device and cycle-to-cycle variability, endurance, retention, read-out transients and switching kinetics – exactly the measurement protocol envisaged in WP3. Materials analytics (XRD/XRR, in-situ XRD, AFM, SEM, TEM-EDX, pair distribution function, XPS, sputter XPS, SIMS, Raman, impedance spectroscopy) as well as band-alignment calculations and COMSOL field simulations were performed or coordinated independently.</w:t>
       </w:r>
     </w:p>
     <w:p>
@@ -3633,123 +3446,66 @@
           <w:sz w:val="21"/>
           <w:szCs w:val="21"/>
         </w:rPr>
-        <w:t>First assessment derivable for the research question:</w:t>
-      </w:r>
-      <w:r>
-        <w:rPr>
-          <w:rFonts w:ascii="Arial" w:hAnsi="Arial" w:cs="Arial"/>
-          <w:sz w:val="21"/>
-          <w:szCs w:val="21"/>
-        </w:rPr>
-        <w:t xml:space="preserve"> The few existing series consistently draw the picture of a </w:t>
-      </w:r>
-      <w:r>
-        <w:rPr>
-          <w:rFonts w:ascii="Arial" w:hAnsi="Arial" w:cs="Arial"/>
-          <w:i/>
-          <w:iCs/>
-          <w:sz w:val="21"/>
-          <w:szCs w:val="21"/>
-        </w:rPr>
-        <w:t>non-monotonic</w:t>
-      </w:r>
-      <w:r>
-        <w:rPr>
-          <w:rFonts w:ascii="Arial" w:hAnsi="Arial" w:cs="Arial"/>
-          <w:sz w:val="21"/>
-          <w:szCs w:val="21"/>
-        </w:rPr>
-        <w:t xml:space="preserve"> dependence: with increasing acceptor doping (easier vacancy formation), forming and switching voltages decrease and the switching window initially grows – </w:t>
-      </w:r>
-      <w:r>
-        <w:rPr>
-          <w:rFonts w:ascii="Arial" w:hAnsi="Arial" w:cs="Arial"/>
-          <w:sz w:val="21"/>
-          <w:szCs w:val="21"/>
-        </w:rPr>
-        <w:t>beyond an optimum, however, it collapses (metallic HRS, degraded retention through too-facile defect kinetics [75, 78]). At the same time, precisely the end members with the lowest vacancy formation energy (SrFeO</w:t>
-      </w:r>
-      <w:r>
-        <w:rPr>
-          <w:rFonts w:ascii="Arial" w:hAnsi="Arial" w:cs="Arial"/>
-          <w:sz w:val="21"/>
-          <w:szCs w:val="21"/>
-          <w:vertAlign w:val="subscript"/>
-        </w:rPr>
-        <w:t>x</w:t>
-      </w:r>
-      <w:r>
-        <w:rPr>
-          <w:rFonts w:ascii="Arial" w:hAnsi="Arial" w:cs="Arial"/>
-          <w:sz w:val="21"/>
-          <w:szCs w:val="21"/>
-        </w:rPr>
-        <w:t>, SrCoO</w:t>
-      </w:r>
-      <w:r>
-        <w:rPr>
-          <w:rFonts w:ascii="Arial" w:hAnsi="Arial" w:cs="Arial"/>
-          <w:sz w:val="21"/>
-          <w:szCs w:val="21"/>
-          <w:vertAlign w:val="subscript"/>
-        </w:rPr>
-        <w:t>x</w:t>
-      </w:r>
-      <w:r>
-        <w:rPr>
-          <w:rFonts w:ascii="Arial" w:hAnsi="Arial" w:cs="Arial"/>
-          <w:sz w:val="21"/>
-          <w:szCs w:val="21"/>
-        </w:rPr>
-        <w:t>) reach the highest ON/OFF ratios via the topotactic phase contrast [17, </w:t>
-      </w:r>
-      <w:r>
-        <w:rPr>
-          <w:rFonts w:ascii="Arial" w:hAnsi="Arial" w:cs="Arial"/>
-          <w:sz w:val="21"/>
-          <w:szCs w:val="21"/>
-        </w:rPr>
-        <w:t>20]. These prior findings directly support hypotheses H1 and H2 and simultaneously make clear why a descriptor-based mapping (rather than isolated single studies) is required: the landscape is structured, but so far uncharted.</w:t>
-      </w:r>
-    </w:p>
-    <w:p>
-      <w:pPr>
-        <w:pStyle w:val="Heading2"/>
-        <w:rPr>
-          <w:rFonts w:ascii="Arial" w:eastAsia="Times New Roman" w:hAnsi="Arial" w:cs="Arial"/>
-        </w:rPr>
-      </w:pPr>
-      <w:r>
-        <w:rPr>
-          <w:rFonts w:ascii="Arial" w:eastAsia="Times New Roman" w:hAnsi="Arial" w:cs="Arial"/>
-        </w:rPr>
-        <w:t>1.2  Preliminary work of the applicant</w:t>
-      </w:r>
-    </w:p>
-    <w:p>
-      <w:pPr>
-        <w:pStyle w:val="NormalWeb"/>
-        <w:rPr>
-          <w:rFonts w:ascii="Arial" w:hAnsi="Arial" w:cs="Arial"/>
-          <w:sz w:val="21"/>
-          <w:szCs w:val="21"/>
-        </w:rPr>
-      </w:pPr>
-      <w:r>
-        <w:rPr>
-          <w:rFonts w:ascii="Arial" w:hAnsi="Arial" w:cs="Arial"/>
-          <w:sz w:val="21"/>
-          <w:szCs w:val="21"/>
-        </w:rPr>
-        <w:t xml:space="preserve">The applicant has worked since 2020 at the Peter Grünberg Institute (PGI-7, Electronic Materials) of Forschungszentrum Jülich in the group of Prof. Regina Dittmann – </w:t>
-      </w:r>
-      <w:r>
-        <w:rPr>
-          <w:rFonts w:ascii="Arial" w:hAnsi="Arial" w:cs="Arial"/>
-          <w:sz w:val="21"/>
-          <w:szCs w:val="21"/>
-        </w:rPr>
-        <w:t>one of the internationally leading centres for redox-based resistive switching [2, 3, 8–12] – and contributes exactly the methodological combination on which COMET-Ox builds: PLD synthesis of perovskites, memristive device processing and statistically robust electrical characterisation.</w:t>
+        <w:t>Immediate project relevance:</w:t>
+      </w:r>
+      <w:r>
+        <w:rPr>
+          <w:rFonts w:ascii="Arial" w:hAnsi="Arial" w:cs="Arial"/>
+          <w:sz w:val="21"/>
+          <w:szCs w:val="21"/>
+        </w:rPr>
+        <w:t xml:space="preserve"> With Pr</w:t>
+      </w:r>
+      <w:r>
+        <w:rPr>
+          <w:rFonts w:ascii="Arial" w:hAnsi="Arial" w:cs="Arial"/>
+          <w:sz w:val="21"/>
+          <w:szCs w:val="21"/>
+          <w:vertAlign w:val="subscript"/>
+        </w:rPr>
+        <w:t>0.7</w:t>
+      </w:r>
+      <w:r>
+        <w:rPr>
+          <w:rFonts w:ascii="Arial" w:hAnsi="Arial" w:cs="Arial"/>
+          <w:sz w:val="21"/>
+          <w:szCs w:val="21"/>
+        </w:rPr>
+        <w:t>Ca</w:t>
+      </w:r>
+      <w:r>
+        <w:rPr>
+          <w:rFonts w:ascii="Arial" w:hAnsi="Arial" w:cs="Arial"/>
+          <w:sz w:val="21"/>
+          <w:szCs w:val="21"/>
+          <w:vertAlign w:val="subscript"/>
+        </w:rPr>
+        <w:t>0.3</w:t>
+      </w:r>
+      <w:r>
+        <w:rPr>
+          <w:rFonts w:ascii="Arial" w:hAnsi="Arial" w:cs="Arial"/>
+          <w:sz w:val="21"/>
+          <w:szCs w:val="21"/>
+        </w:rPr>
+        <w:t>MnO</w:t>
+      </w:r>
+      <w:r>
+        <w:rPr>
+          <w:rFonts w:ascii="Arial" w:hAnsi="Arial" w:cs="Arial"/>
+          <w:sz w:val="21"/>
+          <w:szCs w:val="21"/>
+          <w:vertAlign w:val="subscript"/>
+        </w:rPr>
+        <w:t>3</w:t>
+      </w:r>
+      <w:r>
+        <w:rPr>
+          <w:rFonts w:ascii="Arial" w:hAnsi="Arial" w:cs="Arial"/>
+          <w:sz w:val="21"/>
+          <w:szCs w:val="21"/>
+        </w:rPr>
+        <w:t xml:space="preserve"> (PCMO), the applicant has already worked for years on an A-site-substituted, mixed-valent manganite memristor – the very material class and doping principle that COMET-Ox turns into the systematic control variable (Section 2.3, series 2). The applicant’s first-author review of PCMO-based memristive heterostructures (Chemical Reviews 2025, [E2]) documents comprehensive command of the mechanistic debate; the work on area-dependent (non-filamentary) switching [E1, E3] demonstrates experience with precisely the switching mode best suited for descriptor-based correlation, since it scales with the active area and is statistically robust to evaluate.</w:t>
       </w:r>
     </w:p>
     <w:p>
@@ -3769,82 +3525,15 @@
           <w:sz w:val="21"/>
           <w:szCs w:val="21"/>
         </w:rPr>
-        <w:t>Doctorate (RWTH Aachen / FZ Jülich, 2020–2026):</w:t>
-      </w:r>
-      <w:r>
-        <w:rPr>
-          <w:rFonts w:ascii="Arial" w:hAnsi="Arial" w:cs="Arial"/>
-          <w:sz w:val="21"/>
-          <w:szCs w:val="21"/>
-        </w:rPr>
-        <w:t xml:space="preserve"> Within the dissertation “BEOL-Compatible Area-Dependent Memristive Devices from Wafer-Scale Pulsed Laser Deposited Amorphous Pr</w:t>
-      </w:r>
-      <w:r>
-        <w:rPr>
-          <w:rFonts w:ascii="Arial" w:hAnsi="Arial" w:cs="Arial"/>
-          <w:sz w:val="21"/>
-          <w:szCs w:val="21"/>
-          <w:vertAlign w:val="subscript"/>
-        </w:rPr>
-        <w:t>0.7</w:t>
-      </w:r>
-      <w:r>
-        <w:rPr>
-          <w:rFonts w:ascii="Arial" w:hAnsi="Arial" w:cs="Arial"/>
-          <w:sz w:val="21"/>
-          <w:szCs w:val="21"/>
-        </w:rPr>
-        <w:t>Ca</w:t>
-      </w:r>
-      <w:r>
-        <w:rPr>
-          <w:rFonts w:ascii="Arial" w:hAnsi="Arial" w:cs="Arial"/>
-          <w:sz w:val="21"/>
-          <w:szCs w:val="21"/>
-          <w:vertAlign w:val="subscript"/>
-        </w:rPr>
-        <w:t>0.3</w:t>
-      </w:r>
-      <w:r>
-        <w:rPr>
-          <w:rFonts w:ascii="Arial" w:hAnsi="Arial" w:cs="Arial"/>
-          <w:sz w:val="21"/>
-          <w:szCs w:val="21"/>
-        </w:rPr>
-        <w:t>MnO</w:t>
-      </w:r>
-      <w:r>
-        <w:rPr>
-          <w:rFonts w:ascii="Arial" w:hAnsi="Arial" w:cs="Arial"/>
-          <w:sz w:val="21"/>
-          <w:szCs w:val="21"/>
-          <w:vertAlign w:val="subscript"/>
-        </w:rPr>
-        <w:t>3</w:t>
-      </w:r>
-      <w:r>
-        <w:rPr>
-          <w:rFonts w:ascii="Arial" w:hAnsi="Arial" w:cs="Arial"/>
-          <w:sz w:val="21"/>
-          <w:szCs w:val="21"/>
-        </w:rPr>
-        <w:t>”</w:t>
-      </w:r>
-      <w:r>
-        <w:rPr>
-          <w:rFonts w:ascii="Arial" w:hAnsi="Arial" w:cs="Arial"/>
-          <w:sz w:val="21"/>
-          <w:szCs w:val="21"/>
-        </w:rPr>
-        <w:t xml:space="preserve">, the applicant developed a large-area PLD process (process control via XRR and ICP-MS) and established the complete process chain of memristive devices: deposition (PLD, sputtering, e-beam evaporation), optical and electron-beam lithography, ion-beam etching (RIBE) and wire bonding. Electrical characterisation (Keithley 2600/4200; DC and pulsed) systematically covered device-to-device and cycle-to-cycle variability, endurance, retention, read-out transients and switching kinetics – </w:t>
-      </w:r>
-      <w:r>
-        <w:rPr>
-          <w:rFonts w:ascii="Arial" w:hAnsi="Arial" w:cs="Arial"/>
-          <w:sz w:val="21"/>
-          <w:szCs w:val="21"/>
-        </w:rPr>
-        <w:t>exactly the measurement protocol envisaged in WP3. Materials analytics (XRD/XRR, in-situ XRD, AFM, SEM, TEM-EDX, pair distribution function, XPS, sputter XPS, SIMS, Raman, impedance spectroscopy) as well as band-alignment calculations and COMSOL field simulations were performed or coordinated independently.</w:t>
+        <w:t>Postdoc (PGI-7, 07/2025–[2027]):</w:t>
+      </w:r>
+      <w:r>
+        <w:rPr>
+          <w:rFonts w:ascii="Arial" w:hAnsi="Arial" w:cs="Arial"/>
+          <w:sz w:val="21"/>
+          <w:szCs w:val="21"/>
+        </w:rPr>
+        <w:t xml:space="preserve"> Investigation of optical phase shifters based on memristive heterostructures within the EU project NeuroSys, including device integration with optical waveguides and a patent application – evidence of the ability to transfer memristive materials development into new application contexts. Supervision of several master’s students and long-standing teaching (laboratory course supervision, RWTH Aachen) document the supervision experience required for leading a research group.</w:t>
       </w:r>
     </w:p>
     <w:p>
@@ -3864,82 +3553,134 @@
           <w:sz w:val="21"/>
           <w:szCs w:val="21"/>
         </w:rPr>
-        <w:t>Immediate project relevance:</w:t>
-      </w:r>
-      <w:r>
-        <w:rPr>
-          <w:rFonts w:ascii="Arial" w:hAnsi="Arial" w:cs="Arial"/>
-          <w:sz w:val="21"/>
-          <w:szCs w:val="21"/>
-        </w:rPr>
-        <w:t xml:space="preserve"> With Pr</w:t>
-      </w:r>
-      <w:r>
-        <w:rPr>
-          <w:rFonts w:ascii="Arial" w:hAnsi="Arial" w:cs="Arial"/>
-          <w:sz w:val="21"/>
-          <w:szCs w:val="21"/>
-          <w:vertAlign w:val="subscript"/>
-        </w:rPr>
-        <w:t>0.7</w:t>
-      </w:r>
-      <w:r>
-        <w:rPr>
-          <w:rFonts w:ascii="Arial" w:hAnsi="Arial" w:cs="Arial"/>
-          <w:sz w:val="21"/>
-          <w:szCs w:val="21"/>
-        </w:rPr>
-        <w:t>Ca</w:t>
-      </w:r>
-      <w:r>
-        <w:rPr>
-          <w:rFonts w:ascii="Arial" w:hAnsi="Arial" w:cs="Arial"/>
-          <w:sz w:val="21"/>
-          <w:szCs w:val="21"/>
-          <w:vertAlign w:val="subscript"/>
-        </w:rPr>
-        <w:t>0.3</w:t>
-      </w:r>
-      <w:r>
-        <w:rPr>
-          <w:rFonts w:ascii="Arial" w:hAnsi="Arial" w:cs="Arial"/>
-          <w:sz w:val="21"/>
-          <w:szCs w:val="21"/>
-        </w:rPr>
-        <w:t>MnO</w:t>
-      </w:r>
-      <w:r>
-        <w:rPr>
-          <w:rFonts w:ascii="Arial" w:hAnsi="Arial" w:cs="Arial"/>
-          <w:sz w:val="21"/>
-          <w:szCs w:val="21"/>
-          <w:vertAlign w:val="subscript"/>
-        </w:rPr>
-        <w:t>3</w:t>
-      </w:r>
-      <w:r>
-        <w:rPr>
-          <w:rFonts w:ascii="Arial" w:hAnsi="Arial" w:cs="Arial"/>
-          <w:sz w:val="21"/>
-          <w:szCs w:val="21"/>
-        </w:rPr>
-        <w:t xml:space="preserve"> (PCMO), the applicant has already worked for years on an A-site-substituted, mixed-valent manganite memristor – </w:t>
-      </w:r>
-      <w:r>
-        <w:rPr>
-          <w:rFonts w:ascii="Arial" w:hAnsi="Arial" w:cs="Arial"/>
-          <w:sz w:val="21"/>
-          <w:szCs w:val="21"/>
-        </w:rPr>
-        <w:t>the very material class and doping principle that COMET-Ox turns into the systematic control variable (Section 2.3, series 2). The applicant’s first-author review of PCMO-based memristive heterostructures (Chemical Reviews 2025, [E2]) documents comprehensive command of the mechanistic debate; the work on area-dependent (non-filamentary) switching [E1, E3] demonstrates experience with precisely t</w:t>
-      </w:r>
-      <w:r>
-        <w:rPr>
-          <w:rFonts w:ascii="Arial" w:hAnsi="Arial" w:cs="Arial"/>
-          <w:sz w:val="21"/>
-          <w:szCs w:val="21"/>
-        </w:rPr>
-        <w:t>he switching mode best suited for descriptor-based correlation, since it scales with the active area and is statistically robust to evaluate.</w:t>
+        <w:t>Current Feodor Lynen fellowship (Stanford University / SLAC, group of Prof. W. C. Chueh, since [2027]) – the direct precursor of COMET-Ox:</w:t>
+      </w:r>
+      <w:r>
+        <w:rPr>
+          <w:rFonts w:ascii="Arial" w:hAnsi="Arial" w:cs="Arial"/>
+          <w:sz w:val="21"/>
+          <w:szCs w:val="21"/>
+        </w:rPr>
+        <w:t xml:space="preserve"> Within the fellowship project “Covalency descriptors for interstitial-oxygen memristive switching: La</w:t>
+      </w:r>
+      <w:r>
+        <w:rPr>
+          <w:rFonts w:ascii="Arial" w:hAnsi="Arial" w:cs="Arial"/>
+          <w:sz w:val="21"/>
+          <w:szCs w:val="21"/>
+          <w:vertAlign w:val="subscript"/>
+        </w:rPr>
+        <w:t>2</w:t>
+      </w:r>
+      <w:r>
+        <w:rPr>
+          <w:rFonts w:ascii="Arial" w:hAnsi="Arial" w:cs="Arial"/>
+          <w:sz w:val="21"/>
+          <w:szCs w:val="21"/>
+        </w:rPr>
+        <w:t>NiO</w:t>
+      </w:r>
+      <w:r>
+        <w:rPr>
+          <w:rFonts w:ascii="Arial" w:hAnsi="Arial" w:cs="Arial"/>
+          <w:sz w:val="21"/>
+          <w:szCs w:val="21"/>
+          <w:vertAlign w:val="subscript"/>
+        </w:rPr>
+        <w:t>4+δ</w:t>
+      </w:r>
+      <w:r>
+        <w:rPr>
+          <w:rFonts w:ascii="Arial" w:hAnsi="Arial" w:cs="Arial"/>
+          <w:sz w:val="21"/>
+          <w:szCs w:val="21"/>
+        </w:rPr>
+        <w:t>”, the applicant has grown La</w:t>
+      </w:r>
+      <w:r>
+        <w:rPr>
+          <w:rFonts w:ascii="Arial" w:hAnsi="Arial" w:cs="Arial"/>
+          <w:sz w:val="21"/>
+          <w:szCs w:val="21"/>
+          <w:vertAlign w:val="subscript"/>
+        </w:rPr>
+        <w:t>2</w:t>
+      </w:r>
+      <w:r>
+        <w:rPr>
+          <w:rFonts w:ascii="Arial" w:hAnsi="Arial" w:cs="Arial"/>
+          <w:sz w:val="21"/>
+          <w:szCs w:val="21"/>
+        </w:rPr>
+        <w:t>NiO</w:t>
+      </w:r>
+      <w:r>
+        <w:rPr>
+          <w:rFonts w:ascii="Arial" w:hAnsi="Arial" w:cs="Arial"/>
+          <w:sz w:val="21"/>
+          <w:szCs w:val="21"/>
+          <w:vertAlign w:val="subscript"/>
+        </w:rPr>
+        <w:t>4+δ</w:t>
+      </w:r>
+      <w:r>
+        <w:rPr>
+          <w:rFonts w:ascii="Arial" w:hAnsi="Arial" w:cs="Arial"/>
+          <w:sz w:val="21"/>
+          <w:szCs w:val="21"/>
+        </w:rPr>
+        <w:t xml:space="preserve"> films with spectroscopically controlled interstitial oxygen content plus a La</w:t>
+      </w:r>
+      <w:r>
+        <w:rPr>
+          <w:rFonts w:ascii="Arial" w:hAnsi="Arial" w:cs="Arial"/>
+          <w:sz w:val="21"/>
+          <w:szCs w:val="21"/>
+          <w:vertAlign w:val="subscript"/>
+        </w:rPr>
+        <w:t>2-x</w:t>
+      </w:r>
+      <w:r>
+        <w:rPr>
+          <w:rFonts w:ascii="Arial" w:hAnsi="Arial" w:cs="Arial"/>
+          <w:sz w:val="21"/>
+          <w:szCs w:val="21"/>
+        </w:rPr>
+        <w:t>Sr</w:t>
+      </w:r>
+      <w:r>
+        <w:rPr>
+          <w:rFonts w:ascii="Arial" w:hAnsi="Arial" w:cs="Arial"/>
+          <w:sz w:val="21"/>
+          <w:szCs w:val="21"/>
+          <w:vertAlign w:val="subscript"/>
+        </w:rPr>
+        <w:t>x</w:t>
+      </w:r>
+      <w:r>
+        <w:rPr>
+          <w:rFonts w:ascii="Arial" w:hAnsi="Arial" w:cs="Arial"/>
+          <w:sz w:val="21"/>
+          <w:szCs w:val="21"/>
+        </w:rPr>
+        <w:t>NiO</w:t>
+      </w:r>
+      <w:r>
+        <w:rPr>
+          <w:rFonts w:ascii="Arial" w:hAnsi="Arial" w:cs="Arial"/>
+          <w:sz w:val="21"/>
+          <w:szCs w:val="21"/>
+          <w:vertAlign w:val="subscript"/>
+        </w:rPr>
+        <w:t>4</w:t>
+      </w:r>
+      <w:r>
+        <w:rPr>
+          <w:rFonts w:ascii="Arial" w:hAnsi="Arial" w:cs="Arial"/>
+          <w:sz w:val="21"/>
+          <w:szCs w:val="21"/>
+        </w:rPr>
+        <w:t xml:space="preserve"> hole-doping series, established the Ni-L/O-K descriptor set at the Stanford Synchrotron Radiation Lightsource (SSRL), and tested interstitial-internal switching under inert and graphene electrodes [preliminary results; manuscript in preparation, E4 – insert headline result and status at submission time]. This closes the one former gap in the applicant’s methodological profile: quantitative synchrotron XAS and defect thermodynamics, acquired in one of the world-leading groups for oxide defect chemistry. COMET-Ox scales this personally established and de-risked approach from one pilot series to the full three-family descriptor map – with proprietary pilot data, proven measurement protocols, and an active transatlantic collaboration as starting capital.</w:t>
       </w:r>
     </w:p>
     <w:p>
@@ -3959,205 +3700,6 @@
           <w:sz w:val="21"/>
           <w:szCs w:val="21"/>
         </w:rPr>
-        <w:t>Postdoc (PGI-7, 07/2025–[2027]):</w:t>
-      </w:r>
-      <w:r>
-        <w:rPr>
-          <w:rFonts w:ascii="Arial" w:hAnsi="Arial" w:cs="Arial"/>
-          <w:sz w:val="21"/>
-          <w:szCs w:val="21"/>
-        </w:rPr>
-        <w:t xml:space="preserve"> Investigation of optical phase shifters based on memristive heterostructures within the EU project NeuroSys, including device integration with optical waveguides and a patent application – evidence of the ability to transfer memristive materials development into new application contexts. Supervision of several master’</w:t>
-      </w:r>
-      <w:r>
-        <w:rPr>
-          <w:rFonts w:ascii="Arial" w:hAnsi="Arial" w:cs="Arial"/>
-          <w:sz w:val="21"/>
-          <w:szCs w:val="21"/>
-        </w:rPr>
-        <w:t>s students and long-standing teaching (laboratory course supervision, RWTH Aachen) document the supervision experience required for leading a research group.</w:t>
-      </w:r>
-    </w:p>
-    <w:p>
-      <w:pPr>
-        <w:pStyle w:val="NormalWeb"/>
-        <w:rPr>
-          <w:rFonts w:ascii="Arial" w:hAnsi="Arial" w:cs="Arial"/>
-          <w:sz w:val="21"/>
-          <w:szCs w:val="21"/>
-        </w:rPr>
-      </w:pPr>
-      <w:r>
-        <w:rPr>
-          <w:rFonts w:ascii="Arial" w:hAnsi="Arial" w:cs="Arial"/>
-          <w:b/>
-          <w:bCs/>
-          <w:sz w:val="21"/>
-          <w:szCs w:val="21"/>
-        </w:rPr>
-        <w:t>Current Feodor Lynen fellowship (Stanford University / SLAC, group of Prof. W. C. Chueh, since [2027]) – the direct precursor of COMET-Ox:</w:t>
-      </w:r>
-      <w:r>
-        <w:rPr>
-          <w:rFonts w:ascii="Arial" w:hAnsi="Arial" w:cs="Arial"/>
-          <w:sz w:val="21"/>
-          <w:szCs w:val="21"/>
-        </w:rPr>
-        <w:t xml:space="preserve"> Within the fellowship project “Covalency descriptors for interstitial-oxygen memristive switching: La</w:t>
-      </w:r>
-      <w:r>
-        <w:rPr>
-          <w:rFonts w:ascii="Arial" w:hAnsi="Arial" w:cs="Arial"/>
-          <w:sz w:val="21"/>
-          <w:szCs w:val="21"/>
-          <w:vertAlign w:val="subscript"/>
-        </w:rPr>
-        <w:t>2</w:t>
-      </w:r>
-      <w:r>
-        <w:rPr>
-          <w:rFonts w:ascii="Arial" w:hAnsi="Arial" w:cs="Arial"/>
-          <w:sz w:val="21"/>
-          <w:szCs w:val="21"/>
-        </w:rPr>
-        <w:t>NiO</w:t>
-      </w:r>
-      <w:r>
-        <w:rPr>
-          <w:rFonts w:ascii="Arial" w:hAnsi="Arial" w:cs="Arial"/>
-          <w:sz w:val="21"/>
-          <w:szCs w:val="21"/>
-          <w:vertAlign w:val="subscript"/>
-        </w:rPr>
-        <w:t>4+δ</w:t>
-      </w:r>
-      <w:r>
-        <w:rPr>
-          <w:rFonts w:ascii="Arial" w:hAnsi="Arial" w:cs="Arial"/>
-          <w:sz w:val="21"/>
-          <w:szCs w:val="21"/>
-        </w:rPr>
-        <w:t>”, the applicant has grown La</w:t>
-      </w:r>
-      <w:r>
-        <w:rPr>
-          <w:rFonts w:ascii="Arial" w:hAnsi="Arial" w:cs="Arial"/>
-          <w:sz w:val="21"/>
-          <w:szCs w:val="21"/>
-          <w:vertAlign w:val="subscript"/>
-        </w:rPr>
-        <w:t>2</w:t>
-      </w:r>
-      <w:r>
-        <w:rPr>
-          <w:rFonts w:ascii="Arial" w:hAnsi="Arial" w:cs="Arial"/>
-          <w:sz w:val="21"/>
-          <w:szCs w:val="21"/>
-        </w:rPr>
-        <w:t>NiO</w:t>
-      </w:r>
-      <w:r>
-        <w:rPr>
-          <w:rFonts w:ascii="Arial" w:hAnsi="Arial" w:cs="Arial"/>
-          <w:sz w:val="21"/>
-          <w:szCs w:val="21"/>
-          <w:vertAlign w:val="subscript"/>
-        </w:rPr>
-        <w:t>4+δ</w:t>
-      </w:r>
-      <w:r>
-        <w:rPr>
-          <w:rFonts w:ascii="Arial" w:hAnsi="Arial" w:cs="Arial"/>
-          <w:sz w:val="21"/>
-          <w:szCs w:val="21"/>
-        </w:rPr>
-        <w:t xml:space="preserve"> </w:t>
-      </w:r>
-      <w:r>
-        <w:rPr>
-          <w:rFonts w:ascii="Arial" w:hAnsi="Arial" w:cs="Arial"/>
-          <w:sz w:val="21"/>
-          <w:szCs w:val="21"/>
-        </w:rPr>
-        <w:t>films with spectroscopically controlled interstitial oxygen content plus a La</w:t>
-      </w:r>
-      <w:r>
-        <w:rPr>
-          <w:rFonts w:ascii="Arial" w:hAnsi="Arial" w:cs="Arial"/>
-          <w:sz w:val="21"/>
-          <w:szCs w:val="21"/>
-          <w:vertAlign w:val="subscript"/>
-        </w:rPr>
-        <w:t>2-x</w:t>
-      </w:r>
-      <w:r>
-        <w:rPr>
-          <w:rFonts w:ascii="Arial" w:hAnsi="Arial" w:cs="Arial"/>
-          <w:sz w:val="21"/>
-          <w:szCs w:val="21"/>
-        </w:rPr>
-        <w:t>Sr</w:t>
-      </w:r>
-      <w:r>
-        <w:rPr>
-          <w:rFonts w:ascii="Arial" w:hAnsi="Arial" w:cs="Arial"/>
-          <w:sz w:val="21"/>
-          <w:szCs w:val="21"/>
-          <w:vertAlign w:val="subscript"/>
-        </w:rPr>
-        <w:t>x</w:t>
-      </w:r>
-      <w:r>
-        <w:rPr>
-          <w:rFonts w:ascii="Arial" w:hAnsi="Arial" w:cs="Arial"/>
-          <w:sz w:val="21"/>
-          <w:szCs w:val="21"/>
-        </w:rPr>
-        <w:t>NiO</w:t>
-      </w:r>
-      <w:r>
-        <w:rPr>
-          <w:rFonts w:ascii="Arial" w:hAnsi="Arial" w:cs="Arial"/>
-          <w:sz w:val="21"/>
-          <w:szCs w:val="21"/>
-          <w:vertAlign w:val="subscript"/>
-        </w:rPr>
-        <w:t>4</w:t>
-      </w:r>
-      <w:r>
-        <w:rPr>
-          <w:rFonts w:ascii="Arial" w:hAnsi="Arial" w:cs="Arial"/>
-          <w:sz w:val="21"/>
-          <w:szCs w:val="21"/>
-        </w:rPr>
-        <w:t xml:space="preserve"> hole-doping series, established the Ni-L/O-K descriptor set at the Stanford Synchrotron Radiation Lightsource (SSRL), and tested interstitial-internal switching under inert and graphene electrodes [preliminary results; manuscript in preparation, E4 – insert headline result and status at submission time]. This closes the one former gap in the applicant’</w:t>
-      </w:r>
-      <w:r>
-        <w:rPr>
-          <w:rFonts w:ascii="Arial" w:hAnsi="Arial" w:cs="Arial"/>
-          <w:sz w:val="21"/>
-          <w:szCs w:val="21"/>
-        </w:rPr>
-        <w:t>s methodological profile: quantitative synchrotron XAS and defect thermodynamics, acquired in one of the world-leading groups for oxide defect chemistry. COMET-Ox scales this personally established and de-risked approach from one pilot series to the full three-family descriptor map – with proprietary pilot data, proven measurement protocols, and an active transatlantic collaboration as starting capital.</w:t>
-      </w:r>
-    </w:p>
-    <w:p>
-      <w:pPr>
-        <w:pStyle w:val="NormalWeb"/>
-        <w:rPr>
-          <w:rFonts w:ascii="Arial" w:hAnsi="Arial" w:cs="Arial"/>
-          <w:sz w:val="21"/>
-          <w:szCs w:val="21"/>
-        </w:rPr>
-      </w:pPr>
-      <w:r>
-        <w:rPr>
-          <w:rFonts w:ascii="Arial" w:hAnsi="Arial" w:cs="Arial"/>
-          <w:b/>
-          <w:bCs/>
-          <w:sz w:val="21"/>
-          <w:szCs w:val="21"/>
-        </w:rPr>
         <w:t>Scientific independence:</w:t>
       </w:r>
       <w:r>
@@ -4166,23 +3708,7 @@
           <w:sz w:val="21"/>
           <w:szCs w:val="21"/>
         </w:rPr>
-        <w:t xml:space="preserve"> </w:t>
-      </w:r>
-      <w:r>
-        <w:rPr>
-          <w:rFonts w:ascii="Arial" w:hAnsi="Arial" w:cs="Arial"/>
-          <w:sz w:val="21"/>
-          <w:szCs w:val="21"/>
-        </w:rPr>
-        <w:t>The descriptor programme was conceived by the applicant, developed outside his doctoral environment during the Feodor Lynen fellowship, and combines competences (device statistics from Jülich, defect spectroscopy from Stanford) that neither environment holds in this combination. PGI-7’s pioneering spectromicroscopic operando methodology [9, 10, </w:t>
-      </w:r>
-      <w:r>
-        <w:rPr>
-          <w:rFonts w:ascii="Arial" w:hAnsi="Arial" w:cs="Arial"/>
-          <w:sz w:val="21"/>
-          <w:szCs w:val="21"/>
-        </w:rPr>
-        <w:t>53] remains available through collaboration (Section 5.2), while the thematic demarcation from both former groups (descriptor physics of epitaxial composition series rather than BEOL integration or catalysis) defines the independent profile of the junior research group.</w:t>
+        <w:t xml:space="preserve"> The descriptor programme was conceived by the applicant, developed outside his doctoral environment during the Feodor Lynen fellowship, and combines competences (device statistics from Jülich, defect spectroscopy from Stanford) that neither environment holds in this combination. PGI-7’s pioneering spectromicroscopic operando methodology [9, 10, 53] remains available through collaboration (Section 5.2), while the thematic demarcation from both former groups (descriptor physics of epitaxial composition series rather than BEOL integration or catalysis) defines the independent profile of the junior research group.</w:t>
       </w:r>
     </w:p>
     <w:p>
@@ -4641,15 +4167,7 @@
           <w:sz w:val="21"/>
           <w:szCs w:val="21"/>
         </w:rPr>
-        <w:t xml:space="preserve"> </w:t>
-      </w:r>
-      <w:r>
-        <w:rPr>
-          <w:rFonts w:ascii="Arial" w:eastAsia="Times New Roman" w:hAnsi="Arial" w:cs="Arial"/>
-          <w:sz w:val="21"/>
-          <w:szCs w:val="21"/>
-        </w:rPr>
-        <w:t>Within a structurally homogeneous perovskite series, the ON/OFF ratio of VCM devices scales systematically with the covalency tuned via the A-site stoichiometry; the dependence is described by E</w:t>
+        <w:t xml:space="preserve"> Within a structurally homogeneous perovskite series, the ON/OFF ratio of VCM devices scales systematically with the covalency tuned via the A-site stoichiometry; the dependence is described by E</w:t>
       </w:r>
       <w:r>
         <w:rPr>
@@ -4812,15 +4330,7 @@
           <w:sz w:val="21"/>
           <w:szCs w:val="21"/>
         </w:rPr>
-        <w:t xml:space="preserve"> </w:t>
-      </w:r>
-      <w:r>
-        <w:rPr>
-          <w:rFonts w:ascii="Arial" w:hAnsi="Arial" w:cs="Arial"/>
-          <w:sz w:val="21"/>
-          <w:szCs w:val="21"/>
-        </w:rPr>
-        <w:t>is the construction and validation of a bonding-descriptor “treasure map” for memristive oxides in analogy to Wuttig et al. [64]: axes covalency × E</w:t>
+        <w:t xml:space="preserve"> is the construction and validation of a bonding-descriptor “treasure map” for memristive oxides in analogy to Wuttig et al. [64]: axes covalency × E</w:t>
       </w:r>
       <w:r>
         <w:rPr>
@@ -4886,23 +4396,7 @@
           <w:sz w:val="21"/>
           <w:szCs w:val="21"/>
         </w:rPr>
-        <w:t> </w:t>
-      </w:r>
-      <w:r>
-        <w:rPr>
-          <w:rFonts w:ascii="Arial" w:hAnsi="Arial" w:cs="Arial"/>
-          <w:sz w:val="21"/>
-          <w:szCs w:val="21"/>
-        </w:rPr>
-        <w:t>→</w:t>
-      </w:r>
-      <w:r>
-        <w:rPr>
-          <w:rFonts w:ascii="Arial" w:hAnsi="Arial" w:cs="Arial"/>
-          <w:sz w:val="21"/>
-          <w:szCs w:val="21"/>
-        </w:rPr>
-        <w:t> Sr</w:t>
+        <w:t> → Sr</w:t>
       </w:r>
       <w:r>
         <w:rPr>
@@ -4936,15 +4430,7 @@
           <w:sz w:val="21"/>
           <w:szCs w:val="21"/>
         </w:rPr>
-        <w:t xml:space="preserve"> continuously – with unchanged perovskite structure, identical device geometry and identical electrodes [22, 31, 46]. Covalency is thereby decoupled from all competing influences (crystal structure, interface chemistry, processing) – </w:t>
-      </w:r>
-      <w:r>
-        <w:rPr>
-          <w:rFonts w:ascii="Arial" w:hAnsi="Arial" w:cs="Arial"/>
-          <w:sz w:val="21"/>
-          <w:szCs w:val="21"/>
-        </w:rPr>
-        <w:t>the decisive difference from previous material comparisons across publication and system boundaries.</w:t>
+        <w:t xml:space="preserve"> continuously – with unchanged perovskite structure, identical device geometry and identical electrodes [22, 31, 46]. Covalency is thereby decoupled from all competing influences (crystal structure, interface chemistry, processing) – the decisive difference from previous material comparisons across publication and system boundaries.</w:t>
       </w:r>
     </w:p>
     <w:p>
@@ -5032,27 +4518,24 @@
           <w:sz w:val="21"/>
           <w:szCs w:val="21"/>
         </w:rPr>
-        <w:t xml:space="preserve"> (x = 0 … 1, </w:t>
+        <w:t xml:space="preserve"> (x = 0 … 1, ≥ 6 compositions):</w:t>
       </w:r>
       <w:r>
         <w:rPr>
           <w:rFonts w:ascii="Arial" w:eastAsia="Times New Roman" w:hAnsi="Arial" w:cs="Arial"/>
-          <w:b/>
-          <w:bCs/>
-          <w:sz w:val="21"/>
-          <w:szCs w:val="21"/>
-        </w:rPr>
-        <w:t>≥</w:t>
+          <w:sz w:val="21"/>
+          <w:szCs w:val="21"/>
+        </w:rPr>
+        <w:t xml:space="preserve"> Primary system. Largest documented E</w:t>
       </w:r>
       <w:r>
         <w:rPr>
           <w:rFonts w:ascii="Arial" w:eastAsia="Times New Roman" w:hAnsi="Arial" w:cs="Arial"/>
-          <w:b/>
-          <w:bCs/>
-          <w:sz w:val="21"/>
-          <w:szCs w:val="21"/>
-        </w:rPr>
-        <w:t> 6 compositions):</w:t>
+          <w:sz w:val="21"/>
+          <w:szCs w:val="21"/>
+          <w:vertAlign w:val="subscript"/>
+        </w:rPr>
+        <w:t>V</w:t>
       </w:r>
       <w:r>
         <w:rPr>
@@ -5060,40 +4543,7 @@
           <w:sz w:val="21"/>
           <w:szCs w:val="21"/>
         </w:rPr>
-        <w:t xml:space="preserve"> Primary system. Largest documented E</w:t>
-      </w:r>
-      <w:r>
-        <w:rPr>
-          <w:rFonts w:ascii="Arial" w:eastAsia="Times New Roman" w:hAnsi="Arial" w:cs="Arial"/>
-          <w:sz w:val="21"/>
-          <w:szCs w:val="21"/>
-          <w:vertAlign w:val="subscript"/>
-        </w:rPr>
-        <w:t>V</w:t>
-      </w:r>
-      <w:r>
-        <w:rPr>
-          <w:rFonts w:ascii="Arial" w:eastAsia="Times New Roman" w:hAnsi="Arial" w:cs="Arial"/>
-          <w:sz w:val="21"/>
-          <w:szCs w:val="21"/>
-        </w:rPr>
-        <w:t xml:space="preserve"> span (approx. 4 eV </w:t>
-      </w:r>
-      <w:r>
-        <w:rPr>
-          <w:rFonts w:ascii="Arial" w:eastAsia="Times New Roman" w:hAnsi="Arial" w:cs="Arial"/>
-          <w:sz w:val="21"/>
-          <w:szCs w:val="21"/>
-        </w:rPr>
-        <w:t>→</w:t>
-      </w:r>
-      <w:r>
-        <w:rPr>
-          <w:rFonts w:ascii="Arial" w:eastAsia="Times New Roman" w:hAnsi="Arial" w:cs="Arial"/>
-          <w:sz w:val="21"/>
-          <w:szCs w:val="21"/>
-        </w:rPr>
-        <w:t> &lt; 1 eV [31]), crossover into the negative charge-transfer regime at the SrFeO</w:t>
+        <w:t xml:space="preserve"> span (approx. 4 eV → &lt; 1 eV [31]), crossover into the negative charge-transfer regime at the SrFeO</w:t>
       </w:r>
       <w:r>
         <w:rPr>
@@ -5206,15 +4656,7 @@
           <w:sz w:val="21"/>
           <w:szCs w:val="21"/>
         </w:rPr>
-        <w:t xml:space="preserve"> </w:t>
-      </w:r>
-      <w:r>
-        <w:rPr>
-          <w:rFonts w:ascii="Arial" w:eastAsia="Times New Roman" w:hAnsi="Arial" w:cs="Arial"/>
-          <w:sz w:val="21"/>
-          <w:szCs w:val="21"/>
-        </w:rPr>
-        <w:t>Reference system with robust, well-documented VCM behaviour (PCMO kinship [4–6, 19]) and a flatter covalency span; XAS reference data are available from the literature [46].</w:t>
+        <w:t xml:space="preserve"> Reference system with robust, well-documented VCM behaviour (PCMO kinship [4–6, 19]) and a flatter covalency span; XAS reference data are available from the literature [46].</w:t>
       </w:r>
     </w:p>
     <w:p>
@@ -5540,15 +4982,7 @@
           <w:sz w:val="21"/>
           <w:szCs w:val="21"/>
         </w:rPr>
-        <w:t>Target preparation; RHEED-controlled, layer-precise growth [55–</w:t>
-      </w:r>
-      <w:r>
-        <w:rPr>
-          <w:rFonts w:ascii="Arial" w:hAnsi="Arial" w:cs="Arial"/>
-          <w:sz w:val="21"/>
-          <w:szCs w:val="21"/>
-        </w:rPr>
-        <w:t>58] on uniformly terminated substrates; control of cation stoichiometry via fluence/pressure windows [59] (verification: XPS, XRD, RBS on calibration samples where required); adjustment of oxygen stoichiometry via p(O</w:t>
+        <w:t>Target preparation; RHEED-controlled, layer-precise growth [55–58] on uniformly terminated substrates; control of cation stoichiometry via fluence/pressure windows [59] (verification: XPS, XRD, RBS on calibration samples where required); adjustment of oxygen stoichiometry via p(O</w:t>
       </w:r>
       <w:r>
         <w:rPr>
@@ -5565,15 +4999,7 @@
           <w:sz w:val="21"/>
           <w:szCs w:val="21"/>
         </w:rPr>
-        <w:t xml:space="preserve">) during growth and cool-down; structural characterisation (XRD/reciprocal space maps for the strain state, AFM for terrace morphology); basic electrical characterisation (transport, Hall). WP1 starts with a decisive methodological head start: the complete descriptor workflow – </w:t>
-      </w:r>
-      <w:r>
-        <w:rPr>
-          <w:rFonts w:ascii="Arial" w:hAnsi="Arial" w:cs="Arial"/>
-          <w:sz w:val="21"/>
-          <w:szCs w:val="21"/>
-        </w:rPr>
-        <w:t>growth of doping series, XAS quantification, correlation against switching – has been established and de-risked on the interstitial-oxygen system La</w:t>
+        <w:t xml:space="preserve">) during growth and cool-down; structural characterisation (XRD/reciprocal space maps for the strain state, AFM for terrace morphology); basic electrical characterisation (transport, Hall). WP1 starts with a decisive methodological head start: the complete descriptor workflow – growth of doping series, XAS quantification, correlation against switching – has been established and de-risked on the interstitial-oxygen system La</w:t>
       </w:r>
       <w:r>
         <w:rPr>
@@ -5690,13 +5116,7 @@
         <w:rPr>
           <w:rFonts w:ascii="Arial" w:eastAsia="Times New Roman" w:hAnsi="Arial" w:cs="Arial"/>
         </w:rPr>
-        <w:t xml:space="preserve">WP2 – </w:t>
-      </w:r>
-      <w:r>
-        <w:rPr>
-          <w:rFonts w:ascii="Arial" w:eastAsia="Times New Roman" w:hAnsi="Arial" w:cs="Arial"/>
-        </w:rPr>
-        <w:t>Device integration (doctoral researcher 2, supported by group leader; years 1–5)</w:t>
+        <w:t xml:space="preserve">WP2 – Device integration (doctoral researcher 2, supported by group leader; years 1–5)</w:t>
       </w:r>
     </w:p>
     <w:p>
@@ -5766,31 +5186,7 @@
           <w:sz w:val="21"/>
           <w:szCs w:val="21"/>
         </w:rPr>
-        <w:t xml:space="preserve">), active layer (20–50 nm), inert top electrodes (Pt/Au), and graphene top electrodes for operando measurements following [10]. Photolithographically defined cross-point and pad structures (5–100 µm) with </w:t>
-      </w:r>
-      <w:r>
-        <w:rPr>
-          <w:rFonts w:ascii="Arial" w:hAnsi="Arial" w:cs="Arial"/>
-          <w:sz w:val="21"/>
-          <w:szCs w:val="21"/>
-        </w:rPr>
-        <w:t>≥</w:t>
-      </w:r>
-      <w:r>
-        <w:rPr>
-          <w:rFonts w:ascii="Arial" w:hAnsi="Arial" w:cs="Arial"/>
-          <w:sz w:val="21"/>
-          <w:szCs w:val="21"/>
-        </w:rPr>
-        <w:t> </w:t>
-      </w:r>
-      <w:r>
-        <w:rPr>
-          <w:rFonts w:ascii="Arial" w:hAnsi="Arial" w:cs="Arial"/>
-          <w:sz w:val="21"/>
-          <w:szCs w:val="21"/>
-        </w:rPr>
-        <w:t>30 nominally identical cells per composition for robust statistics. The platform is validated in year 1 against the literature reference Fe:SrTiO</w:t>
+        <w:t xml:space="preserve">), active layer (20–50 nm), inert top electrodes (Pt/Au), and graphene top electrodes for operando measurements following [10]. Photolithographically defined cross-point and pad structures (5–100 µm) with ≥ 30 nominally identical cells per composition for robust statistics. The platform is validated in year 1 against the literature reference Fe:SrTiO</w:t>
       </w:r>
       <w:r>
         <w:rPr>
@@ -5839,15 +5235,7 @@
           <w:sz w:val="21"/>
           <w:szCs w:val="21"/>
         </w:rPr>
-        <w:t>Systematic measurement of all compositions under an identical protocol: quasistatic I–</w:t>
-      </w:r>
-      <w:r>
-        <w:rPr>
-          <w:rFonts w:ascii="Arial" w:hAnsi="Arial" w:cs="Arial"/>
-          <w:sz w:val="21"/>
-          <w:szCs w:val="21"/>
-        </w:rPr>
-        <w:t>V characteristics (forming requirement, switching polarity, ON/OFF ratio at defined read-out voltage); pulsed measurements (10 ns – 1 s) to determine the switching kinetics and – via the analysis following [11, 12] – the effective activation energies of V</w:t>
+        <w:t>Systematic measurement of all compositions under an identical protocol: quasistatic I–V characteristics (forming requirement, switching polarity, ON/OFF ratio at defined read-out voltage); pulsed measurements (10 ns – 1 s) to determine the switching kinetics and – via the analysis following [11, 12] – the effective activation energies of V</w:t>
       </w:r>
       <w:r>
         <w:rPr>
@@ -5864,39 +5252,7 @@
           <w:sz w:val="21"/>
           <w:szCs w:val="21"/>
         </w:rPr>
-        <w:t xml:space="preserve"> migration; retention (temperature-accelerated, extrapolation via Arrhenius analysis </w:t>
-      </w:r>
-      <w:r>
-        <w:rPr>
-          <w:rFonts w:ascii="Arial" w:hAnsi="Arial" w:cs="Arial"/>
-          <w:sz w:val="21"/>
-          <w:szCs w:val="21"/>
-        </w:rPr>
-        <w:t>→</w:t>
-      </w:r>
-      <w:r>
-        <w:rPr>
-          <w:rFonts w:ascii="Arial" w:hAnsi="Arial" w:cs="Arial"/>
-          <w:sz w:val="21"/>
-          <w:szCs w:val="21"/>
-        </w:rPr>
-        <w:t xml:space="preserve"> state stability as a function of covalency, test of H2); endurance (</w:t>
-      </w:r>
-      <w:r>
-        <w:rPr>
-          <w:rFonts w:ascii="Arial" w:hAnsi="Arial" w:cs="Arial"/>
-          <w:sz w:val="21"/>
-          <w:szCs w:val="21"/>
-        </w:rPr>
-        <w:t>≥</w:t>
-      </w:r>
-      <w:r>
-        <w:rPr>
-          <w:rFonts w:ascii="Arial" w:hAnsi="Arial" w:cs="Arial"/>
-          <w:sz w:val="21"/>
-          <w:szCs w:val="21"/>
-        </w:rPr>
-        <w:t> 10</w:t>
+        <w:t xml:space="preserve"> migration; retention (temperature-accelerated, extrapolation via Arrhenius analysis → state stability as a function of covalency, test of H2); endurance (≥ 10</w:t>
       </w:r>
       <w:r>
         <w:rPr>
@@ -5913,15 +5269,7 @@
           <w:sz w:val="21"/>
           <w:szCs w:val="21"/>
         </w:rPr>
-        <w:t xml:space="preserve"> </w:t>
-      </w:r>
-      <w:r>
-        <w:rPr>
-          <w:rFonts w:ascii="Arial" w:hAnsi="Arial" w:cs="Arial"/>
-          <w:sz w:val="21"/>
-          <w:szCs w:val="21"/>
-        </w:rPr>
-        <w:t>cycles); multilevel capability and linearity of conductance modulation (neuromorphic relevance [5, 20]). Temperature-dependent measurements (80–400 K) at the requested cryogenic probe station separate electronic from ionic contributions.</w:t>
+        <w:t xml:space="preserve"> cycles); multilevel capability and linearity of conductance modulation (neuromorphic relevance [5, 20]). Temperature-dependent measurements (80–400 K) at the requested cryogenic probe station separate electronic from ionic contributions.</w:t>
       </w:r>
     </w:p>
     <w:p>
@@ -5970,15 +5318,7 @@
           <w:sz w:val="21"/>
           <w:szCs w:val="21"/>
         </w:rPr>
-        <w:t xml:space="preserve"> edges of all compositions (total electron yield and fluorescence): quantification of covalency via the normalised pre-edge intensity following [40, 46, </w:t>
-      </w:r>
-      <w:r>
-        <w:rPr>
-          <w:rFonts w:ascii="Arial" w:hAnsi="Arial" w:cs="Arial"/>
-          <w:sz w:val="21"/>
-          <w:szCs w:val="21"/>
-        </w:rPr>
-        <w:t>47]; determination of the TM valence and from it the V</w:t>
+        <w:t xml:space="preserve"> edges of all compositions (total electron yield and fluorescence): quantification of covalency via the normalised pre-edge intensity following [40, 46, 47]; determination of the TM valence and from it the V</w:t>
       </w:r>
       <w:r>
         <w:rPr>
@@ -5995,15 +5335,7 @@
           <w:sz w:val="21"/>
           <w:szCs w:val="21"/>
         </w:rPr>
-        <w:t xml:space="preserve"> concentration of the as-grown state; extraction of the charge-transfer energy in collaboration with [insert theory/spectroscopy partner] following [38]. Beamtime will be applied for biannually at BESSY II (EMIL, SPEEM), PETRA </w:t>
-      </w:r>
-      <w:r>
-        <w:rPr>
-          <w:rFonts w:ascii="Arial" w:hAnsi="Arial" w:cs="Arial"/>
-          <w:sz w:val="21"/>
-          <w:szCs w:val="21"/>
-        </w:rPr>
-        <w:t>III (P04) and, where appropriate, ESRF (ID32); a UHV transfer system (requested) secures surface-sensitive measurements on well-defined films. In the second project phase: operando spectromicroscopy (X-PEEM/STXM) on switched cells with graphene electrodes following [9, 10, 53], verifying that the descriptor-tuned differences indeed rest on different V</w:t>
+        <w:t xml:space="preserve"> concentration of the as-grown state; extraction of the charge-transfer energy in collaboration with [insert theory/spectroscopy partner] following [38]. Beamtime will be applied for biannually at BESSY II (EMIL, SPEEM), PETRA III (P04) and, where appropriate, ESRF (ID32); a UHV transfer system (requested) secures surface-sensitive measurements on well-defined films. In the second project phase: operando spectromicroscopy (X-PEEM/STXM) on switched cells with graphene electrodes following [9, 10, 53], verifying that the descriptor-tuned differences indeed rest on different V</w:t>
       </w:r>
       <w:r>
         <w:rPr>
@@ -6052,23 +5384,7 @@
           <w:sz w:val="21"/>
           <w:szCs w:val="21"/>
         </w:rPr>
-        <w:t>Consolidation of all data streams in an open, versioned project database (one record per cell, FAIR principles). Statistical correlation analysis covalency </w:t>
-      </w:r>
-      <w:r>
-        <w:rPr>
-          <w:rFonts w:ascii="Arial" w:hAnsi="Arial" w:cs="Arial"/>
-          <w:sz w:val="21"/>
-          <w:szCs w:val="21"/>
-        </w:rPr>
-        <w:t>↔</w:t>
-      </w:r>
-      <w:r>
-        <w:rPr>
-          <w:rFonts w:ascii="Arial" w:hAnsi="Arial" w:cs="Arial"/>
-          <w:sz w:val="21"/>
-          <w:szCs w:val="21"/>
-        </w:rPr>
-        <w:t> E</w:t>
+        <w:t>Consolidation of all data streams in an open, versioned project database (one record per cell, FAIR principles). Statistical correlation analysis covalency ↔ E</w:t>
       </w:r>
       <w:r>
         <w:rPr>
@@ -6085,23 +5401,7 @@
           <w:sz w:val="21"/>
           <w:szCs w:val="21"/>
         </w:rPr>
-        <w:t> </w:t>
-      </w:r>
-      <w:r>
-        <w:rPr>
-          <w:rFonts w:ascii="Arial" w:hAnsi="Arial" w:cs="Arial"/>
-          <w:sz w:val="21"/>
-          <w:szCs w:val="21"/>
-        </w:rPr>
-        <w:t>↔</w:t>
-      </w:r>
-      <w:r>
-        <w:rPr>
-          <w:rFonts w:ascii="Arial" w:hAnsi="Arial" w:cs="Arial"/>
-          <w:sz w:val="21"/>
-          <w:szCs w:val="21"/>
-        </w:rPr>
-        <w:t> switching metrics; comparison with published DFT values and high-throughput datasets [31, 42–44]; regression and ML models (Gaussian processes/random forest analogous to [43, 44]) for interpolating the map. Construction of the treasure map (axes: normalised O-K pre-edge intensity or Δ; E</w:t>
+        <w:t> ↔ switching metrics; comparison with published DFT values and high-throughput datasets [31, 42–44]; regression and ML models (Gaussian processes/random forest analogous to [43, 44]) for interpolating the map. Construction of the treasure map (axes: normalised O-K pre-edge intensity or Δ; E</w:t>
       </w:r>
       <w:r>
         <w:rPr>
@@ -6118,15 +5418,7 @@
           <w:sz w:val="21"/>
           <w:szCs w:val="21"/>
         </w:rPr>
-        <w:t xml:space="preserve"> </w:t>
-      </w:r>
-      <w:r>
-        <w:rPr>
-          <w:rFonts w:ascii="Arial" w:hAnsi="Arial" w:cs="Arial"/>
-          <w:sz w:val="21"/>
-          <w:szCs w:val="21"/>
-        </w:rPr>
-        <w:t>from literature DFT and own calibration; colour layers: ON/OFF, retention, forming voltage). Finally, blind validation (M6): selection of a candidate oxide outside the training set (e.g. from the nickelate or double-perovskite family), quantitative prediction, synthesis and test.</w:t>
+        <w:t xml:space="preserve"> from literature DFT and own calibration; colour layers: ON/OFF, retention, forming voltage). Finally, blind validation (M6): selection of a candidate oxide outside the training set (e.g. from the nickelate or double-perovskite family), quantitative prediction, synthesis and test.</w:t>
       </w:r>
     </w:p>
     <w:p>
@@ -8560,15 +7852,7 @@
           <w:sz w:val="21"/>
           <w:szCs w:val="21"/>
         </w:rPr>
-        <w:t xml:space="preserve">All measurement and metadata (growth protocols, characteristics, spectra) will be recorded from the project start in an electronic laboratory notebook with standardised metadata schemata and handled according to the FAIR principles. Curated datasets will be published at the latest with the respective publication in a disciplinary repository (e.g. Zenodo/NOMAD) under an open licence; the complete descriptor database is itself a central deliverable of the project (M6). The regulations of the host institution </w:t>
-      </w:r>
-      <w:r>
-        <w:rPr>
-          <w:rFonts w:ascii="Arial" w:hAnsi="Arial" w:cs="Arial"/>
-          <w:sz w:val="21"/>
-          <w:szCs w:val="21"/>
-        </w:rPr>
-        <w:t>and the DFG guidelines on the handling of research data will be observed.</w:t>
+        <w:t xml:space="preserve">All measurement and metadata (growth protocols, characteristics, spectra) will be recorded from the project start in an electronic laboratory notebook with standardised metadata schemata and handled according to the FAIR principles. Curated datasets will be published at the latest with the respective publication in a disciplinary repository (e.g. Zenodo/NOMAD) under an open licence; the complete descriptor database is itself a central deliverable of the project (M6). The regulations of the host institution and the DFG guidelines on the handling of research data will be observed.</w:t>
       </w:r>
     </w:p>
     <w:p>
@@ -8600,15 +7884,7 @@
           <w:sz w:val="21"/>
           <w:szCs w:val="21"/>
         </w:rPr>
-        <w:t>Scientifically, COMET-Ox closes the gap between two hitherto separate communities – defect chemistry/electrocatalysis and redox-based nanoelectronics – and establishes, with the treasure map, a transferable design tool. Technologically, the project addresses the central bottleneck of analogue neuromorphic hardware: reproducible, low-energy multilevel memories with a tunable switching window [5, </w:t>
-      </w:r>
-      <w:r>
-        <w:rPr>
-          <w:rFonts w:ascii="Arial" w:hAnsi="Arial" w:cs="Arial"/>
-          <w:sz w:val="21"/>
-          <w:szCs w:val="21"/>
-        </w:rPr>
-        <w:t>20]. The junior research group built up within the project moreover anchors the combination PLD synthesis / device physics / synchrotron spectroscopy as an independent profile at the host institution.</w:t>
+        <w:t>Scientifically, COMET-Ox closes the gap between two hitherto separate communities – defect chemistry/electrocatalysis and redox-based nanoelectronics – and establishes, with the treasure map, a transferable design tool. Technologically, the project addresses the central bottleneck of analogue neuromorphic hardware: reproducible, low-energy multilevel memories with a tunable switching window [5, 20]. The junior research group built up within the project moreover anchors the combination PLD synthesis / device physics / synchrotron spectroscopy as an independent profile at the host institution.</w:t>
       </w:r>
     </w:p>
     <w:p>
@@ -8743,15 +8019,7 @@
           <w:sz w:val="18"/>
           <w:szCs w:val="18"/>
         </w:rPr>
-        <w:t>[6] Š. Bagdzevič</w:t>
-      </w:r>
-      <w:r>
-        <w:rPr>
-          <w:rFonts w:ascii="Arial" w:hAnsi="Arial" w:cs="Arial"/>
-          <w:sz w:val="18"/>
-          <w:szCs w:val="18"/>
-        </w:rPr>
-        <w:t>ius, K. Maas, M. Boudard, M. Burriel, Interface-type resistive switching in perovskite materials. Journal of Electroceramics 39, 157–184 (2017).</w:t>
+        <w:t>[6] Š. Bagdzevičius, K. Maas, M. Boudard, M. Burriel, Interface-type resistive switching in perovskite materials. Journal of Electroceramics 39, 157–184 (2017).</w:t>
       </w:r>
     </w:p>
     <w:p>
@@ -8808,7 +8076,7 @@
           <w:sz w:val="18"/>
           <w:szCs w:val="18"/>
         </w:rPr>
-        <w:t>[8] D. Muenstermann, T. Menke, R. Dittmann, R. Waser, Coexistence of Filamentary and Homogeneous Resistive Switching in Fe-Doped SrTiO</w:t>
+        <w:t>[8] R. Muenstermann, T. Menke, R. Dittmann, R. Waser, Coexistence of Filamentary and Homogeneous Resistive Switching in Fe-Doped SrTiO</w:t>
       </w:r>
       <w:r>
         <w:rPr>
@@ -8825,15 +8093,7 @@
           <w:sz w:val="18"/>
           <w:szCs w:val="18"/>
         </w:rPr>
-        <w:t xml:space="preserve"> </w:t>
-      </w:r>
-      <w:r>
-        <w:rPr>
-          <w:rFonts w:ascii="Arial" w:hAnsi="Arial" w:cs="Arial"/>
-          <w:sz w:val="18"/>
-          <w:szCs w:val="18"/>
-        </w:rPr>
-        <w:t>Thin-Film Memristive Devices. Advanced Materials 22, 4819–4822 (2010).</w:t>
+        <w:t xml:space="preserve"> Thin-Film Memristive Devices. Advanced Materials 22, 4819–4822 (2010).</w:t>
       </w:r>
     </w:p>
     <w:p>
@@ -8893,15 +8153,7 @@
           <w:sz w:val="18"/>
           <w:szCs w:val="18"/>
         </w:rPr>
-        <w:t>[11] S. Menzel, M. Waters, A. Marchewka, U. Bö</w:t>
-      </w:r>
-      <w:r>
-        <w:rPr>
-          <w:rFonts w:ascii="Arial" w:hAnsi="Arial" w:cs="Arial"/>
-          <w:sz w:val="18"/>
-          <w:szCs w:val="18"/>
-        </w:rPr>
-        <w:t>ttger, R. Dittmann, R. Waser, Origin of the Ultra-nonlinear Switching Kinetics in Oxide-Based Resistive Switches. Advanced Functional Materials 21, 4487–4492 (2011).</w:t>
+        <w:t>[11] S. Menzel, M. Waters, A. Marchewka, U. Böttger, R. Dittmann, R. Waser, Origin of the Ultra-nonlinear Switching Kinetics in Oxide-Based Resistive Switches. Advanced Functional Materials 21, 4487–4492 (2011).</w:t>
       </w:r>
     </w:p>
     <w:p>
@@ -9052,7 +8304,7 @@
           <w:sz w:val="18"/>
           <w:szCs w:val="18"/>
         </w:rPr>
-        <w:t>[16] V. R. Nallagatla et al., Interface-Type and Filamentary Switching Controlled by Crystal Orientation in Topotactic Phase Transition Driven Memristive Devices (SrFeO</w:t>
+        <w:t>[16] V. R. Nallagatla et al., Topotactic Phase Transition Driving Memristive Behavior (SrFeO</w:t>
       </w:r>
       <w:r>
         <w:rPr>
@@ -9106,7 +8358,7 @@
           <w:sz w:val="18"/>
           <w:szCs w:val="18"/>
         </w:rPr>
-        <w:t>[17] H. Tian et al., Nanoscale Topotactic Phase Transformation in SrFeO</w:t>
+        <w:t>[17] J. Tian et al., Nanoscale Topotactic Phase Transformation in SrFeO</w:t>
       </w:r>
       <w:r>
         <w:rPr>
@@ -9234,7 +8486,7 @@
           <w:sz w:val="18"/>
           <w:szCs w:val="18"/>
         </w:rPr>
-        <w:t>[20] X. Zhang et al., Analog memristive synapse based on topotactic phase transition for high-performance neuromorphic computing and neural network pruning. Science Advances 7, eabh0648 (2021).</w:t>
+        <w:t>[20] X. Mou et al., Analog memristive synapse based on topotactic phase transition for high-performance neuromorphic computing and neural network pruning. Science Advances 7, eabh0648 (2021).</w:t>
       </w:r>
     </w:p>
     <w:p>
@@ -9311,7 +8563,7 @@
           <w:sz w:val="18"/>
           <w:szCs w:val="18"/>
         </w:rPr>
-        <w:t>(001) (B = Mn, Fe, Co, Ni) for solid oxide fuel cell cathodes. Physical Review B 80, 224101 (2009).</w:t>
+        <w:t>(001) (B = Mn, Fe, Co, and Ni) for solid oxide fuel cell cathodes. Physical Review B 80, 224101 (2009).</w:t>
       </w:r>
     </w:p>
     <w:p>
@@ -9331,15 +8583,7 @@
           <w:sz w:val="18"/>
           <w:szCs w:val="18"/>
         </w:rPr>
-        <w:t xml:space="preserve">[24] Y.-L. Lee, J. Kleis, J. Rossmeisl, Y. Shao-Horn, D. Morgan, Prediction of solid oxide fuel cell cathode activity with first-principles descriptors. Energy &amp; </w:t>
-      </w:r>
-      <w:r>
-        <w:rPr>
-          <w:rFonts w:ascii="Arial" w:hAnsi="Arial" w:cs="Arial"/>
-          <w:sz w:val="18"/>
-          <w:szCs w:val="18"/>
-        </w:rPr>
-        <w:t>Environmental Science 4, 3966–3970 (2011).</w:t>
+        <w:t xml:space="preserve">[24] Y.-L. Lee, J. Kleis, J. Rossmeisl, Y. Shao-Horn, D. Morgan, Prediction of solid oxide fuel cell cathode activity with first-principles descriptors. Energy &amp; Environmental Science 4, 3966–3970 (2011).</w:t>
       </w:r>
     </w:p>
     <w:p>
@@ -9399,15 +8643,7 @@
           <w:sz w:val="18"/>
           <w:szCs w:val="18"/>
         </w:rPr>
-        <w:t>[27] A. M. Deml, V. Stevanović</w:t>
-      </w:r>
-      <w:r>
-        <w:rPr>
-          <w:rFonts w:ascii="Arial" w:hAnsi="Arial" w:cs="Arial"/>
-          <w:sz w:val="18"/>
-          <w:szCs w:val="18"/>
-        </w:rPr>
-        <w:t>, C. L. Muhich, C. B. Musgrave, R. O’Hayre, Oxide enthalpy of formation and band gap energy as accurate descriptors of oxygen vacancy formation energetics. Energy &amp; Environmental Science 7, 1996–2004 (2014).</w:t>
+        <w:t>[27] A. M. Deml, V. Stevanović, C. L. Muhich, C. B. Musgrave, R. O’Hayre, Oxide enthalpy of formation and band gap energy as accurate descriptors of oxygen vacancy formation energetics. Energy &amp; Environmental Science 7, 1996–2004 (2014).</w:t>
       </w:r>
     </w:p>
     <w:p>
@@ -9487,15 +8723,7 @@
           <w:sz w:val="18"/>
           <w:szCs w:val="18"/>
         </w:rPr>
-        <w:t>[31] A. M. Ritzmann, A. B. Muñoz-Garcí</w:t>
-      </w:r>
-      <w:r>
-        <w:rPr>
-          <w:rFonts w:ascii="Arial" w:hAnsi="Arial" w:cs="Arial"/>
-          <w:sz w:val="18"/>
-          <w:szCs w:val="18"/>
-        </w:rPr>
-        <w:t>a, M. Pavone, J. A. Keith, E. A. Carter, Ab Initio DFT+U Analysis of Oxygen Vacancy Formation and Migration in La</w:t>
+        <w:t>[31] A. M. Ritzmann, A. B. Muñoz-García, M. Pavone, J. A. Keith, E. A. Carter, Ab Initio DFT+U Analysis of Oxygen Vacancy Formation and Migration in La</w:t>
       </w:r>
       <w:r>
         <w:rPr>
@@ -9671,7 +8899,7 @@
           <w:sz w:val="18"/>
           <w:szCs w:val="18"/>
         </w:rPr>
-        <w:t>[33] E. A. Kotomin et al., Formation and migration of oxygen vacancies in La</w:t>
+        <w:t>[33] Yu. A. Mastrikov, R. Merkle, E. A. Kotomin, M. M. Kuklja, J. Maier, Formation and migration of oxygen vacancies in La</w:t>
       </w:r>
       <w:r>
         <w:rPr>
@@ -9856,15 +9084,7 @@
           <w:sz w:val="18"/>
           <w:szCs w:val="18"/>
         </w:rPr>
-        <w:t xml:space="preserve">[38] W. T. Hong et al., Charge-transfer-energy-dependent oxygen evolution reaction mechanisms for perovskite oxides. Energy &amp; </w:t>
-      </w:r>
-      <w:r>
-        <w:rPr>
-          <w:rFonts w:ascii="Arial" w:hAnsi="Arial" w:cs="Arial"/>
-          <w:sz w:val="18"/>
-          <w:szCs w:val="18"/>
-        </w:rPr>
-        <w:t>Environmental Science 10, 2190–2200 (2017).</w:t>
+        <w:t xml:space="preserve">[38] W. T. Hong et al., Charge-transfer-energy-dependent oxygen evolution reaction mechanisms for perovskite oxides. Energy &amp; Environmental Science 10, 2190–2200 (2017).</w:t>
       </w:r>
     </w:p>
     <w:p>
@@ -10351,7 +9571,7 @@
           <w:sz w:val="18"/>
           <w:szCs w:val="18"/>
         </w:rPr>
-        <w:t>[53] A. Gogoi, R. Dittmann et al., Resistive Switching Systems: A Spectromicroscopy Approach. Physica Status Solidi A 221, 2300500 (2024).</w:t>
+        <w:t>[53] D. Gogoi, R. Dittmann et al., Resistive Switching Systems: A Spectromicroscopy Approach. Physica Status Solidi A 221, 2300500 (2024).</w:t>
       </w:r>
     </w:p>
     <w:p>
@@ -10465,7 +9685,7 @@
           <w:sz w:val="18"/>
           <w:szCs w:val="18"/>
         </w:rPr>
-        <w:t>[57] G. Koster, G. J. H. M. Rijnders, D. H. A. Blank, H. Rogalla, Imposed layer-by-layer growth by pulsed laser interval deposition. Applied Surface Science 168, 227–230 (2000).</w:t>
+        <w:t>[57] G. Koster, G. J. H. M. Rijnders, D. H. A. Blank, H. Rogalla, Imposed layer-by-layer growth by pulsed laser interval deposition. Applied Physics Letters 74, 3729–3731 (1999).</w:t>
       </w:r>
     </w:p>
     <w:p>
@@ -10943,15 +10163,7 @@
           <w:sz w:val="18"/>
           <w:szCs w:val="18"/>
         </w:rPr>
-        <w:t xml:space="preserve"> </w:t>
-      </w:r>
-      <w:r>
-        <w:rPr>
-          <w:rFonts w:ascii="Arial" w:hAnsi="Arial" w:cs="Arial"/>
-          <w:sz w:val="18"/>
-          <w:szCs w:val="18"/>
-        </w:rPr>
-        <w:t>films for memristor devices with negative differential resistance-coupled resistive switching. ACS Applied Nano Materials 7, 6139–6147 (2024).</w:t>
+        <w:t xml:space="preserve"> films for memristor devices with negative differential resistance-coupled resistive switching behavior. ACS Applied Nano Materials 7, 6139–6147 (2024).</w:t>
       </w:r>
     </w:p>
     <w:p>
@@ -11119,15 +10331,7 @@
           <w:sz w:val="18"/>
           <w:szCs w:val="18"/>
         </w:rPr>
-        <w:t xml:space="preserve"> </w:t>
-      </w:r>
-      <w:r>
-        <w:rPr>
-          <w:rFonts w:ascii="Arial" w:hAnsi="Arial" w:cs="Arial"/>
-          <w:sz w:val="18"/>
-          <w:szCs w:val="18"/>
-        </w:rPr>
-        <w:t>Thin-Film-Based Memristors by Strain Engineering. ACS Applied Electronic Materials 4, 2729–2738 (2022).</w:t>
+        <w:t xml:space="preserve"> Thin-Film-Based Memristors by Strain Engineering. ACS Applied Electronic Materials 4, 2729–2738 (2022).</w:t>
       </w:r>
     </w:p>
     <w:p>
@@ -11269,15 +10473,7 @@
           <w:sz w:val="18"/>
           <w:szCs w:val="18"/>
         </w:rPr>
-        <w:t>/Au Memristor Devices. ACS Applied Materials &amp; Interfaces 13, 18365</w:t>
-      </w:r>
-      <w:r>
-        <w:rPr>
-          <w:rFonts w:ascii="Arial" w:hAnsi="Arial" w:cs="Arial"/>
-          <w:sz w:val="18"/>
-          <w:szCs w:val="18"/>
-        </w:rPr>
-        <w:t>–18371 (2021).</w:t>
+        <w:t>/Au Memristor Devices. ACS Applied Materials &amp; Interfaces 13, 18365–18371 (2021).</w:t>
       </w:r>
     </w:p>
     <w:p>
@@ -11405,7 +10601,7 @@
           <w:sz w:val="18"/>
           <w:szCs w:val="18"/>
         </w:rPr>
-        <w:t>[79] N. Nizet et al., Analog control of La</w:t>
+        <w:t>[79] P. Nizet et al., Analog control of La</w:t>
       </w:r>
       <w:r>
         <w:rPr>
@@ -11456,15 +10652,7 @@
           <w:sz w:val="18"/>
           <w:szCs w:val="18"/>
         </w:rPr>
-        <w:t xml:space="preserve"> </w:t>
-      </w:r>
-      <w:r>
-        <w:rPr>
-          <w:rFonts w:ascii="Arial" w:hAnsi="Arial" w:cs="Arial"/>
-          <w:sz w:val="18"/>
-          <w:szCs w:val="18"/>
-        </w:rPr>
-        <w:t>electrical properties through oxygen deficiency induced magnetic transition. Applied Physics Reviews 11, 041426 (2024).</w:t>
+        <w:t xml:space="preserve"> electrical properties through oxygen deficiency induced magnetic transition. Applied Physics Reviews 11, 041426 (2024).</w:t>
       </w:r>
     </w:p>
     <w:p>
@@ -11568,31 +10756,7 @@
           <w:sz w:val="21"/>
           <w:szCs w:val="21"/>
         </w:rPr>
-        <w:t>The personnel funds are based on the DFG personnel rates for 2026 (form 60.12 – 01/26). Doctoral positions are budgeted at 75 </w:t>
-      </w:r>
-      <w:r>
-        <w:rPr>
-          <w:rFonts w:ascii="Arial" w:hAnsi="Arial" w:cs="Arial"/>
-          <w:sz w:val="21"/>
-          <w:szCs w:val="21"/>
-        </w:rPr>
-        <w:t xml:space="preserve">% of a full-time position in line with standard practice in physics (100 % rate: € 81,600/year </w:t>
-      </w:r>
-      <w:r>
-        <w:rPr>
-          <w:rFonts w:ascii="Arial" w:hAnsi="Arial" w:cs="Arial"/>
-          <w:sz w:val="21"/>
-          <w:szCs w:val="21"/>
-        </w:rPr>
-        <w:t>→</w:t>
-      </w:r>
-      <w:r>
-        <w:rPr>
-          <w:rFonts w:ascii="Arial" w:hAnsi="Arial" w:cs="Arial"/>
-          <w:sz w:val="21"/>
-          <w:szCs w:val="21"/>
-        </w:rPr>
-        <w:t xml:space="preserve"> € 61,200/year).</w:t>
+        <w:t xml:space="preserve">The personnel funds are based on the DFG personnel rates for 2026 (form 60.12 – 01/26). Doctoral positions are budgeted at 75 % of a full-time position in line with standard practice in physics (100 % rate: € 81,600/year → € 61,200/year).</w:t>
       </w:r>
     </w:p>
     <w:p>
@@ -15025,31 +14189,7 @@
           <w:sz w:val="21"/>
           <w:szCs w:val="21"/>
         </w:rPr>
-        <w:t>[RWTH Aachen University or Forschungszentrum Jülich – to be fixed before submission; within the Jü</w:t>
-      </w:r>
-      <w:r>
-        <w:rPr>
-          <w:rFonts w:ascii="Arial" w:hAnsi="Arial" w:cs="Arial"/>
-          <w:sz w:val="21"/>
-          <w:szCs w:val="21"/>
-        </w:rPr>
-        <w:t>lich/Aachen environment (JARA) the entire required infrastructure is established and immediately familiar to the applicant from his doctorate and postdoc.] Required basic equipment: PLD system with high-pressure RHEED and multi-target carousel; high-resolution X-ray diffractometry incl. reciprocal space mapping; cleanroom with optical and electron-beam lithography (Helmholtz Nano Facility or RWTH cleanroom) and metallisation; AFM; access to XPS. [Attach confirmation of the institution on provision of labora</w:t>
-      </w:r>
-      <w:r>
-        <w:rPr>
-          <w:rFonts w:ascii="Arial" w:hAnsi="Arial" w:cs="Arial"/>
-          <w:sz w:val="21"/>
-          <w:szCs w:val="21"/>
-        </w:rPr>
-        <w:t>tory space and basic equipment</w:t>
-      </w:r>
-      <w:r>
-        <w:rPr>
-          <w:rFonts w:ascii="Arial" w:hAnsi="Arial" w:cs="Arial"/>
-          <w:sz w:val="21"/>
-          <w:szCs w:val="21"/>
-        </w:rPr>
-        <w:t xml:space="preserve"> – obligatory for Emmy Noether proposals.]</w:t>
+        <w:t xml:space="preserve">[RWTH Aachen University or Forschungszentrum Jülich – to be fixed before submission; within the Jülich/Aachen environment (JARA) the entire required infrastructure is established and immediately familiar to the applicant from his doctorate and postdoc.] Required basic equipment: PLD system with high-pressure RHEED and multi-target carousel; high-resolution X-ray diffractometry incl. reciprocal space mapping; cleanroom with optical and electron-beam lithography (Helmholtz Nano Facility or RWTH cleanroom) and metallisation; AFM; access to XPS. [Attach confirmation of the institution on provision of laboratory space and basic equipment – obligatory for Emmy Noether proposals.]</w:t>
       </w:r>
     </w:p>
     <w:p>

--- a/Material_5_LNO_La2NiO4/DFG_EmmyNoether_COMET-Ox_LNO_EN.docx
+++ b/Material_5_LNO_La2NiO4/DFG_EmmyNoether_COMET-Ox_LNO_EN.docx
@@ -1167,7 +1167,7 @@
           <w:sz w:val="21"/>
           <w:szCs w:val="21"/>
         </w:rPr>
-        <w:t xml:space="preserve"> [7, 8]. Area-type switching (e.g. at Nb:SrTiO</w:t>
+        <w:t xml:space="preserve"> [7, 8, 83]. Area-type switching (e.g. at Nb:SrTiO</w:t>
       </w:r>
       <w:r>
         <w:rPr>
@@ -1287,7 +1287,7 @@
           <w:sz w:val="21"/>
           <w:szCs w:val="21"/>
         </w:rPr>
-        <w:t xml:space="preserve">) by only a factor of 2–3 produces more than two orders of magnitude of resistance change via Schottky-barrier modulation [10]. The switching kinetics is extremely nonlinear: field acceleration and Joule heating of the ion migration span more than 15 orders of magnitude in time (the “voltage–time dilemma”) [11, 12]. Decisive for the present project: in all quantitative models the </w:t>
+        <w:t xml:space="preserve">) by only a factor of 2–3 produces more than two orders of magnitude of resistance change via Schottky-barrier modulation [10]. The switching kinetics is extremely nonlinear: field acceleration and Joule heating of the ion migration span more than 15 orders of magnitude in time (the “voltage–time dilemma”) [11, 12, 81]. Decisive for the present project: in all quantitative models the </w:t>
       </w:r>
       <w:r>
         <w:rPr>
@@ -1834,7 +1834,7 @@
           <w:sz w:val="21"/>
           <w:szCs w:val="21"/>
         </w:rPr>
-        <w:t xml:space="preserve"> from about 4 eV (x = 0) to below 1 eV (x = 0.5) [31]; analogous trends hold for (La,Sr)(Co,Fe)O</w:t>
+        <w:t xml:space="preserve"> from about 4 eV (x = 0) to below 1 eV (x = 0.5) [31, 86]; analogous trends hold for (La,Sr)(Co,Fe)O</w:t>
       </w:r>
       <w:r>
         <w:rPr>
@@ -2521,7 +2521,7 @@
           <w:sz w:val="21"/>
           <w:szCs w:val="21"/>
         </w:rPr>
-        <w:t>) without systematic experimental verification [15]; V</w:t>
+        <w:t>) without systematic experimental verification [15, 82]; V</w:t>
       </w:r>
       <w:r>
         <w:rPr>
@@ -2763,7 +2763,7 @@
           <w:sz w:val="21"/>
           <w:szCs w:val="21"/>
         </w:rPr>
-        <w:t>, by contrast, has only been studied rudimentarily (polycrystalline, chemically deposited films [67]) – consistent with its high vacancy formation energy. For the manganite series, besides the PCMO system [4, E2], La</w:t>
+        <w:t>, by contrast, has only been studied rudimentarily (polycrystalline, chemically deposited films [67, 87]) – consistent with its high vacancy formation energy. For the manganite series, besides the PCMO system [4, E2], La</w:t>
       </w:r>
       <w:r>
         <w:rPr>
@@ -2814,7 +2814,7 @@
           <w:sz w:val="21"/>
           <w:szCs w:val="21"/>
         </w:rPr>
-        <w:t xml:space="preserve"> itself is documented as an active switching layer (multilevel switching [68], forming-free interface devices [69], in-situ TEM evidence of vacancy-driven topotactic transitions [19]). For the cobaltite series, SrCoO</w:t>
+        <w:t xml:space="preserve"> itself is documented as an active switching layer (multilevel switching [68], forming-free interface devices [69, 88], in-situ TEM evidence of vacancy-driven topotactic transitions [19]). For the cobaltite series, SrCoO</w:t>
       </w:r>
       <w:r>
         <w:rPr>
@@ -2876,7 +2876,7 @@
           <w:sz w:val="21"/>
           <w:szCs w:val="21"/>
         </w:rPr>
-        <w:t xml:space="preserve"> The literature survey identifies only a handful of genuine composition series in the entire perovskite ReRAM literature: Asanuma et al. measured Ti/Pr</w:t>
+        <w:t xml:space="preserve"> The literature survey identifies only a handful of genuine composition series in the entire perovskite ReRAM literature [84]: Asanuma et al. measured Ti/Pr</w:t>
       </w:r>
       <w:r>
         <w:rPr>
@@ -2996,7 +2996,7 @@
           <w:sz w:val="21"/>
           <w:szCs w:val="21"/>
         </w:rPr>
-        <w:t>/Au, correlated with minimal trap energy [76]; for La</w:t>
+        <w:t>/Au, correlated with minimal trap energy [76, 85]; for La</w:t>
       </w:r>
       <w:r>
         <w:rPr>
@@ -10724,6 +10724,166 @@
           <w:szCs w:val="18"/>
         </w:rPr>
         <w:t xml:space="preserve"> thin films for potential non-volatile memory applications. Applied Physics A 126, 80 (2020).</w:t>
+      </w:r>
+    </w:p>
+    <w:p>
+      <w:pPr>
+        <w:spacing w:after="60"/>
+        <w:ind w:hanging="480"/>
+        <w:divId w:val="1416904308"/>
+        <w:rPr>
+          <w:rFonts w:ascii="Arial" w:hAnsi="Arial" w:cs="Arial"/>
+          <w:sz w:val="18"/>
+          <w:szCs w:val="18"/>
+        </w:rPr>
+      </w:pPr>
+      <w:r>
+        <w:rPr>
+          <w:rFonts w:ascii="Arial" w:hAnsi="Arial" w:cs="Arial"/>
+          <w:sz w:val="18"/>
+          <w:szCs w:val="18"/>
+        </w:rPr>
+        <w:t xml:space="preserve">[81] A. Sarantopoulos, K. Lange, F. Rivadulla, S. Menzel, R. Dittmann, Resistive Switching Acceleration Induced by Thermal Confinement. Advanced Electronic Materials 11, 2400555 (2025).</w:t>
+      </w:r>
+    </w:p>
+    <w:p>
+      <w:pPr>
+        <w:spacing w:after="60"/>
+        <w:ind w:hanging="480"/>
+        <w:divId w:val="1416904308"/>
+        <w:rPr>
+          <w:rFonts w:ascii="Arial" w:hAnsi="Arial" w:cs="Arial"/>
+          <w:sz w:val="18"/>
+          <w:szCs w:val="18"/>
+        </w:rPr>
+      </w:pPr>
+      <w:r>
+        <w:rPr>
+          <w:rFonts w:ascii="Arial" w:hAnsi="Arial" w:cs="Arial"/>
+          <w:sz w:val="18"/>
+          <w:szCs w:val="18"/>
+        </w:rPr>
+        <w:t xml:space="preserve">[82] M. Mladenović, M. Kaniselvan, C. Weilenmann, A. Emboras, M. Luisier, Termination-Dependent Resistive Switching in SrTiO3 Valence Change Memory Cells. ACS Applied Electronic Materials 7, 2839–2847 (2025).</w:t>
+      </w:r>
+    </w:p>
+    <w:p>
+      <w:pPr>
+        <w:spacing w:after="60"/>
+        <w:ind w:hanging="480"/>
+        <w:divId w:val="1416904308"/>
+        <w:rPr>
+          <w:rFonts w:ascii="Arial" w:hAnsi="Arial" w:cs="Arial"/>
+          <w:sz w:val="18"/>
+          <w:szCs w:val="18"/>
+        </w:rPr>
+      </w:pPr>
+      <w:r>
+        <w:rPr>
+          <w:rFonts w:ascii="Arial" w:hAnsi="Arial" w:cs="Arial"/>
+          <w:sz w:val="18"/>
+          <w:szCs w:val="18"/>
+        </w:rPr>
+        <w:t xml:space="preserve">[83] K.-J. Lee, C.-H. Wu, C.-J. Lee, D.-W. Chou, N.-F. Wang, Y.-H. Wang, Reset-Voltage Controlled Resistance-State and Applications of Forming-Free Fe-Doped SrTiO3 Thin-Film Memristor. Materials 17, 5021 (2024).</w:t>
+      </w:r>
+    </w:p>
+    <w:p>
+      <w:pPr>
+        <w:spacing w:after="60"/>
+        <w:ind w:hanging="480"/>
+        <w:divId w:val="1416904308"/>
+        <w:rPr>
+          <w:rFonts w:ascii="Arial" w:hAnsi="Arial" w:cs="Arial"/>
+          <w:sz w:val="18"/>
+          <w:szCs w:val="18"/>
+        </w:rPr>
+      </w:pPr>
+      <w:r>
+        <w:rPr>
+          <w:rFonts w:ascii="Arial" w:hAnsi="Arial" w:cs="Arial"/>
+          <w:sz w:val="18"/>
+          <w:szCs w:val="18"/>
+        </w:rPr>
+        <w:t xml:space="preserve">[84] A. Schulman, H. Huhtinen, P. Paturi, Manganite memristive devices: recent progress and emerging opportunities. Journal of Physics D: Applied Physics 57, 422001 (2024).</w:t>
+      </w:r>
+    </w:p>
+    <w:p>
+      <w:pPr>
+        <w:spacing w:after="60"/>
+        <w:ind w:hanging="480"/>
+        <w:divId w:val="1416904308"/>
+        <w:rPr>
+          <w:rFonts w:ascii="Arial" w:hAnsi="Arial" w:cs="Arial"/>
+          <w:sz w:val="18"/>
+          <w:szCs w:val="18"/>
+        </w:rPr>
+      </w:pPr>
+      <w:r>
+        <w:rPr>
+          <w:rFonts w:ascii="Arial" w:hAnsi="Arial" w:cs="Arial"/>
+          <w:sz w:val="18"/>
+          <w:szCs w:val="18"/>
+        </w:rPr>
+        <w:t xml:space="preserve">[85] A. Antola, J. Laaksonen, H. Huhtinen, I. Angervo, S. Granroth, A. Schulman, P. Laukkanen, P. Paturi, Area-Dependent Resistive Switching and Interfacial Dynamics in GCMO-Based Memristors. ACS Applied Electronic Materials 7, 4242–4250 (2025).</w:t>
+      </w:r>
+    </w:p>
+    <w:p>
+      <w:pPr>
+        <w:spacing w:after="60"/>
+        <w:ind w:hanging="480"/>
+        <w:divId w:val="1416904308"/>
+        <w:rPr>
+          <w:rFonts w:ascii="Arial" w:hAnsi="Arial" w:cs="Arial"/>
+          <w:sz w:val="18"/>
+          <w:szCs w:val="18"/>
+        </w:rPr>
+      </w:pPr>
+      <w:r>
+        <w:rPr>
+          <w:rFonts w:ascii="Arial" w:hAnsi="Arial" w:cs="Arial"/>
+          <w:sz w:val="18"/>
+          <w:szCs w:val="18"/>
+        </w:rPr>
+        <w:t xml:space="preserve">[86] J. A. Santana, J. T. Krogel, P. R. C. Kent, F. A. Reboredo, Diffusion quantum Monte Carlo calculations of SrFeO3 and LaFeO3. The Journal of Chemical Physics 147, 034701 (2017).</w:t>
+      </w:r>
+    </w:p>
+    <w:p>
+      <w:pPr>
+        <w:spacing w:after="60"/>
+        <w:ind w:hanging="480"/>
+        <w:divId w:val="1416904308"/>
+        <w:rPr>
+          <w:rFonts w:ascii="Arial" w:hAnsi="Arial" w:cs="Arial"/>
+          <w:sz w:val="18"/>
+          <w:szCs w:val="18"/>
+        </w:rPr>
+      </w:pPr>
+      <w:r>
+        <w:rPr>
+          <w:rFonts w:ascii="Arial" w:hAnsi="Arial" w:cs="Arial"/>
+          <w:sz w:val="18"/>
+          <w:szCs w:val="18"/>
+        </w:rPr>
+        <w:t xml:space="preserve">[87] C. Song, H. Luo, J. Xu, Y. Song, Q. Hu, Density functional theory study on conduction mechanisms in LaFeO3 nanofibers for resistive random access memory. Ionics 32, 2427–2437 (2026).</w:t>
+      </w:r>
+    </w:p>
+    <w:p>
+      <w:pPr>
+        <w:spacing w:after="60"/>
+        <w:ind w:hanging="480"/>
+        <w:divId w:val="1416904308"/>
+        <w:rPr>
+          <w:rFonts w:ascii="Arial" w:hAnsi="Arial" w:cs="Arial"/>
+          <w:sz w:val="18"/>
+          <w:szCs w:val="18"/>
+        </w:rPr>
+      </w:pPr>
+      <w:r>
+        <w:rPr>
+          <w:rFonts w:ascii="Arial" w:hAnsi="Arial" w:cs="Arial"/>
+          <w:sz w:val="18"/>
+          <w:szCs w:val="18"/>
+        </w:rPr>
+        <w:t xml:space="preserve">[88] S. Kunwar et al., Reconfigurable Resistive Switching in VO2/La0.7Sr0.3MnO3/Al2O3 (0001) Memristive Devices for Neuromorphic Computing. ACS Applied Materials &amp; Interfaces 16, 19103–19111 (2024).</w:t>
       </w:r>
     </w:p>
     <w:p>

--- a/Material_5_LNO_La2NiO4/DFG_EmmyNoether_COMET-Ox_LNO_EN.docx
+++ b/Material_5_LNO_La2NiO4/DFG_EmmyNoether_COMET-Ox_LNO_EN.docx
@@ -3235,7 +3235,7 @@
           <w:sz w:val="21"/>
           <w:szCs w:val="21"/>
         </w:rPr>
-        <w:t xml:space="preserve"> only a polycrystalline study with a small doping window exists [80]. None of these studies links the series to computed vacancy formation energies, covalency descriptors or spectroscopic observables.</w:t>
+        <w:t xml:space="preserve"> only a polycrystalline study with a small doping window exists [80]. None of these studies links the series to computed vacancy formation energies, covalency descriptors or spectroscopic observables. Viewed along the descriptor chain, the evidence is complementary rather than complete: for the ferrite series the covalency axis is canonical [46] and EV(x) quantitative [31, 86], but intermediate-composition devices are absent; for the manganite series the covalency axis is the calibration standard of the field [46], while EV is anchored only generically [42–44] and no switching at a noble-metal interface has been reported at all; and stoichiometry-controlled switching at a Pt interface has so far been shown only for the cation stoichiometry of SrTiO3 [78].</w:t>
       </w:r>
     </w:p>
     <w:p>

--- a/Material_5_LNO_La2NiO4/DFG_EmmyNoether_COMET-Ox_LNO_EN.docx
+++ b/Material_5_LNO_La2NiO4/DFG_EmmyNoether_COMET-Ox_LNO_EN.docx
@@ -3235,7 +3235,7 @@
           <w:sz w:val="21"/>
           <w:szCs w:val="21"/>
         </w:rPr>
-        <w:t xml:space="preserve"> only a polycrystalline study with a small doping window exists [80]. None of these studies links the series to computed vacancy formation energies, covalency descriptors or spectroscopic observables. Viewed along the descriptor chain, the evidence is complementary rather than complete: for the ferrite series the covalency axis is canonical [46] and EV(x) quantitative [31, 86], but intermediate-composition devices are absent; for the manganite series the covalency axis is the calibration standard of the field [46], while EV is anchored only generically [42–44] and no switching at a noble-metal interface has been reported at all; and stoichiometry-controlled switching at a Pt interface has so far been shown only for the cation stoichiometry of SrTiO3 [78].</w:t>
+        <w:t xml:space="preserve"> only a polycrystalline study with a small doping window exists [80]. None of these studies links the series to computed vacancy formation energies, covalency descriptors or spectroscopic observables. Viewed along the descriptor chain, the evidence is complementary rather than complete: for the ferrite series the covalency axis is canonical [46] and EV(x) quantitative [31, 86], but intermediate-composition devices are absent – though switching under inert Au/SrRuO3 stacks is proven at the Sr-rich end member [16, 17], which turns the series from a feasibility risk into an optimisation space; for the La1-xSrxMnO3 series the covalency axis is the calibration standard of the field [46], while EV is anchored only generically [42–44] and no switching at a noble-metal interface has been reported for any composition; and stoichiometry-controlled switching at a Pt interface has so far been shown only for the cation stoichiometry of SrTiO3 [78].</w:t>
       </w:r>
     </w:p>
     <w:p>
